--- a/docs/쇼핑몰_구현_계획서.docx
+++ b/docs/쇼핑몰_구현_계획서.docx
@@ -25,7 +25,12 @@
     </w:p>
     <w:p>
       <w:r>
-        <w:t>본 구현 계획은 Spring Boot 기반 쇼핑몰 백엔드 프로젝트를 대상으로 한다. 현재 프로젝트에는 Maven, Spring Data JPA, Spring Security, JWT, Swagger 설정과 `User` 도메인 일부가 선행 구현되어 있으므로, 이를 기반으로 상품, 주문, 장바구니, 관리자, 채팅 기능을 단계적으로 확장한다.</w:t>
+        <w:t>본 구현 계획서는 현재 `Shop` Spring Boot 백엔드 프로젝트의 실제 구현 상태를 기준으로 정리한다. 프로젝트는 API 기반 쇼핑몰 백엔드를 목표로 하며, 프론트엔드는 별도 구현하지 않고 Swagger UI와 테스트 코드로 주요 흐름을 검증한다.</w:t>
+      </w:r>
+    </w:p>
+    <w:p>
+      <w:r>
+        <w:t>현재 프로젝트에는 회원가입, 로그인, JWT 인증, 공통 응답/예외 처리, 상품 조회, 단건 주문, 주문 내역 조회, 장바구니 담기/조회/장바구니 주문의 기본 흐름이 구현되어 있다. 관리자 기능과 채팅 기능은 계획에는 포함되어 있으나, 현재 코드 기준으로는 아직 본격 구현 전 단계다.</w:t>
       </w:r>
     </w:p>
     <w:p>
@@ -164,7 +169,7 @@
                 <w:b w:val="0"/>
                 <w:sz w:val="18"/>
               </w:rPr>
-              <w:t>Spring Boot, Spring Web MVC</w:t>
+              <w:t>Spring Boot 4.0.6, Spring Web MVC</w:t>
             </w:r>
           </w:p>
         </w:tc>
@@ -244,7 +249,7 @@
                 <w:b w:val="0"/>
                 <w:sz w:val="18"/>
               </w:rPr>
-              <w:t>MySQL</w:t>
+              <w:t>MySQL 8.4</w:t>
             </w:r>
           </w:p>
         </w:tc>
@@ -345,46 +350,6 @@
                 <w:b w:val="0"/>
                 <w:sz w:val="18"/>
               </w:rPr>
-              <w:t>Realtime</w:t>
-            </w:r>
-          </w:p>
-        </w:tc>
-        <w:tc>
-          <w:tcPr>
-            <w:tcW w:type="dxa" w:w="4680"/>
-          </w:tcPr>
-          <w:p>
-            <w:pPr>
-              <w:spacing w:after="40"/>
-            </w:pPr>
-            <w:r/>
-            <w:r>
-              <w:rPr>
-                <w:rFonts w:ascii="Arial" w:hAnsi="Arial"/>
-                <w:b w:val="0"/>
-                <w:sz w:val="18"/>
-              </w:rPr>
-              <w:t>WebSocket + STOMP</w:t>
-            </w:r>
-          </w:p>
-        </w:tc>
-      </w:tr>
-      <w:tr>
-        <w:tc>
-          <w:tcPr>
-            <w:tcW w:type="dxa" w:w="4680"/>
-          </w:tcPr>
-          <w:p>
-            <w:pPr>
-              <w:spacing w:after="40"/>
-            </w:pPr>
-            <w:r/>
-            <w:r>
-              <w:rPr>
-                <w:rFonts w:ascii="Arial" w:hAnsi="Arial"/>
-                <w:b w:val="0"/>
-                <w:sz w:val="18"/>
-              </w:rPr>
               <w:t>Build</w:t>
             </w:r>
           </w:p>
@@ -404,7 +369,7 @@
                 <w:b w:val="0"/>
                 <w:sz w:val="18"/>
               </w:rPr>
-              <w:t>Maven</w:t>
+              <w:t>Maven Wrapper</w:t>
             </w:r>
           </w:p>
         </w:tc>
@@ -449,14 +414,83 @@
           </w:p>
         </w:tc>
       </w:tr>
+      <w:tr>
+        <w:tc>
+          <w:tcPr>
+            <w:tcW w:type="dxa" w:w="4680"/>
+          </w:tcPr>
+          <w:p>
+            <w:pPr>
+              <w:spacing w:after="40"/>
+            </w:pPr>
+            <w:r/>
+            <w:r>
+              <w:rPr>
+                <w:rFonts w:ascii="Arial" w:hAnsi="Arial"/>
+                <w:b w:val="0"/>
+                <w:sz w:val="18"/>
+              </w:rPr>
+              <w:t>Infra</w:t>
+            </w:r>
+          </w:p>
+        </w:tc>
+        <w:tc>
+          <w:tcPr>
+            <w:tcW w:type="dxa" w:w="4680"/>
+          </w:tcPr>
+          <w:p>
+            <w:pPr>
+              <w:spacing w:after="40"/>
+            </w:pPr>
+            <w:r/>
+            <w:r>
+              <w:rPr>
+                <w:rFonts w:ascii="Arial" w:hAnsi="Arial"/>
+                <w:b w:val="0"/>
+                <w:sz w:val="18"/>
+              </w:rPr>
+              <w:t>Docker Compose, Terraform 초안</w:t>
+            </w:r>
+          </w:p>
+        </w:tc>
+      </w:tr>
     </w:tbl>
     <w:p/>
+    <w:p>
+      <w:r>
+        <w:t>참고 사항:</w:t>
+      </w:r>
+    </w:p>
+    <w:p>
+      <w:pPr>
+        <w:pStyle w:val="ListBullet"/>
+      </w:pPr>
+      <w:r>
+        <w:t>`pom.xml`에는 Kotlin 의존성과 Kotlin Maven 플러그인이 포함되어 있으나, 현재 소스는 Java 중심으로 작성되어 있다.</w:t>
+      </w:r>
+    </w:p>
+    <w:p>
+      <w:pPr>
+        <w:pStyle w:val="ListBullet"/>
+      </w:pPr>
+      <w:r>
+        <w:t>테스트는 사용자의 작업 방식에 맞춰 IntelliJ 내부에서 실행하는 것을 기준으로 한다.</w:t>
+      </w:r>
+    </w:p>
+    <w:p>
+      <w:pPr>
+        <w:pStyle w:val="ListBullet"/>
+      </w:pPr>
+      <w:r>
+        <w:t>Maven wrapper는 현재 터미널에서 `Cannot start maven from wrapper` 오류가 발생하므로, 터미널 테스트 실행은 별도 보류한다.</w:t>
+      </w:r>
+    </w:p>
     <w:p>
       <w:pPr>
         <w:pStyle w:val="Heading1"/>
       </w:pPr>
       <w:r>
-        <w:t>3. 패키지 구조 계획</w:t>
+        <w:t>3. 현재 패키지 구조</w:t>
       </w:r>
     </w:p>
     <w:p>
@@ -501,30 +535,6 @@
           <w:rFonts w:ascii="Consolas" w:hAnsi="Consolas"/>
           <w:sz w:val="18"/>
         </w:rPr>
-        <w:t>│   ├── admin</w:t>
-        <w:br/>
-      </w:r>
-      <w:r>
-        <w:rPr>
-          <w:rFonts w:ascii="Consolas" w:hAnsi="Consolas"/>
-          <w:sz w:val="18"/>
-        </w:rPr>
-        <w:t>│   ├── customer</w:t>
-        <w:br/>
-      </w:r>
-      <w:r>
-        <w:rPr>
-          <w:rFonts w:ascii="Consolas" w:hAnsi="Consolas"/>
-          <w:sz w:val="18"/>
-        </w:rPr>
-        <w:t>│   └── chat</w:t>
-        <w:br/>
-      </w:r>
-      <w:r>
-        <w:rPr>
-          <w:rFonts w:ascii="Consolas" w:hAnsi="Consolas"/>
-          <w:sz w:val="18"/>
-        </w:rPr>
         <w:t>├── domain</w:t>
         <w:br/>
       </w:r>
@@ -550,6 +560,14 @@
           <w:sz w:val="18"/>
         </w:rPr>
         <w:t>│   └── response</w:t>
+        <w:br/>
+      </w:r>
+      <w:r>
+        <w:rPr>
+          <w:rFonts w:ascii="Consolas" w:hAnsi="Consolas"/>
+          <w:sz w:val="18"/>
+        </w:rPr>
+        <w:t>├── exception</w:t>
         <w:br/>
       </w:r>
       <w:r>
@@ -586,11 +604,16 @@
       </w:r>
     </w:p>
     <w:p>
+      <w:r>
+        <w:t>현재 컨트롤러는 `UserController`, `CustomerController`, `AdminController`로 구성되어 있다. 다만 `AdminController`는 아직 빈 컨트롤러이며, 채팅 전용 패키지와 컨트롤러는 아직 없다.</w:t>
+      </w:r>
+    </w:p>
+    <w:p>
       <w:pPr>
         <w:pStyle w:val="Heading1"/>
       </w:pPr>
       <w:r>
-        <w:t>4. 구현 우선순위</w:t>
+        <w:t>4. 구현 진행 상태</w:t>
       </w:r>
     </w:p>
     <w:tbl>
@@ -622,7 +645,7 @@
                 <w:b/>
                 <w:sz w:val="18"/>
               </w:rPr>
-              <w:t>단계</w:t>
+              <w:t>영역</w:t>
             </w:r>
           </w:p>
         </w:tc>
@@ -642,7 +665,7 @@
                 <w:b/>
                 <w:sz w:val="18"/>
               </w:rPr>
-              <w:t>범위</w:t>
+              <w:t>현재 상태</w:t>
             </w:r>
           </w:p>
         </w:tc>
@@ -662,7 +685,7 @@
                 <w:b/>
                 <w:sz w:val="18"/>
               </w:rPr>
-              <w:t>주요 산출물</w:t>
+              <w:t>비고</w:t>
             </w:r>
           </w:p>
         </w:tc>
@@ -683,7 +706,7 @@
                 <w:b w:val="0"/>
                 <w:sz w:val="18"/>
               </w:rPr>
-              <w:t>1단계</w:t>
+              <w:t>프로젝트 기반</w:t>
             </w:r>
           </w:p>
         </w:tc>
@@ -702,7 +725,7 @@
                 <w:b w:val="0"/>
                 <w:sz w:val="18"/>
               </w:rPr>
-              <w:t>기반 정리</w:t>
+              <w:t>완료</w:t>
             </w:r>
           </w:p>
         </w:tc>
@@ -721,7 +744,7 @@
                 <w:b w:val="0"/>
                 <w:sz w:val="18"/>
               </w:rPr>
-              <w:t>공통 응답, 예외 처리, Security 권한 정책, Swagger 보안 설정</w:t>
+              <w:t>Spring Boot, JPA, Security, Swagger, MySQL 설정</w:t>
             </w:r>
           </w:p>
         </w:tc>
@@ -742,7 +765,7 @@
                 <w:b w:val="0"/>
                 <w:sz w:val="18"/>
               </w:rPr>
-              <w:t>2단계</w:t>
+              <w:t>인증/회원</w:t>
             </w:r>
           </w:p>
         </w:tc>
@@ -761,7 +784,7 @@
                 <w:b w:val="0"/>
                 <w:sz w:val="18"/>
               </w:rPr>
-              <w:t>도메인/JPA</w:t>
+              <w:t>진행 중</w:t>
             </w:r>
           </w:p>
         </w:tc>
@@ -780,7 +803,7 @@
                 <w:b w:val="0"/>
                 <w:sz w:val="18"/>
               </w:rPr>
-              <w:t>Product, Cart, Orders, OrderLine, ChatRoom, ChatMessage 엔티티와 Repository</w:t>
+              <w:t>회원가입, 로그인, JWT 발급/검증, 로그아웃 응답 구현</w:t>
             </w:r>
           </w:p>
         </w:tc>
@@ -801,7 +824,7 @@
                 <w:b w:val="0"/>
                 <w:sz w:val="18"/>
               </w:rPr>
-              <w:t>3단계</w:t>
+              <w:t>공통 응답/예외</w:t>
             </w:r>
           </w:p>
         </w:tc>
@@ -820,7 +843,7 @@
                 <w:b w:val="0"/>
                 <w:sz w:val="18"/>
               </w:rPr>
-              <w:t>고객 기능</w:t>
+              <w:t>진행 중</w:t>
             </w:r>
           </w:p>
         </w:tc>
@@ -839,7 +862,7 @@
                 <w:b w:val="0"/>
                 <w:sz w:val="18"/>
               </w:rPr>
-              <w:t>상품 조회, 단건 주문, 주문 내역, 장바구니, 장바구니 주문</w:t>
+              <w:t>`ApiResponse`, `ErrorResponse`, `DefaultExceptionAdvice`, 도메인 예외 구현</w:t>
             </w:r>
           </w:p>
         </w:tc>
@@ -860,7 +883,7 @@
                 <w:b w:val="0"/>
                 <w:sz w:val="18"/>
               </w:rPr>
-              <w:t>4단계</w:t>
+              <w:t>상품 조회</w:t>
             </w:r>
           </w:p>
         </w:tc>
@@ -879,7 +902,7 @@
                 <w:b w:val="0"/>
                 <w:sz w:val="18"/>
               </w:rPr>
-              <w:t>관리자 기능</w:t>
+              <w:t>진행 중</w:t>
             </w:r>
           </w:p>
         </w:tc>
@@ -898,7 +921,7 @@
                 <w:b w:val="0"/>
                 <w:sz w:val="18"/>
               </w:rPr>
-              <w:t>상품 CRUD, 전체 주문 조회, 매출 통계, 회원 조회</w:t>
+              <w:t>목록/상세 조회 구현, 고객 공개 API로 설정</w:t>
             </w:r>
           </w:p>
         </w:tc>
@@ -919,7 +942,7 @@
                 <w:b w:val="0"/>
                 <w:sz w:val="18"/>
               </w:rPr>
-              <w:t>5단계</w:t>
+              <w:t>주문</w:t>
             </w:r>
           </w:p>
         </w:tc>
@@ -938,7 +961,7 @@
                 <w:b w:val="0"/>
                 <w:sz w:val="18"/>
               </w:rPr>
-              <w:t>채팅 기능</w:t>
+              <w:t>진행 중</w:t>
             </w:r>
           </w:p>
         </w:tc>
@@ -957,7 +980,7 @@
                 <w:b w:val="0"/>
                 <w:sz w:val="18"/>
               </w:rPr>
-              <w:t>WebSocket/STOMP 설정, 채팅방, 메시지 송수신/저장/조회</w:t>
+              <w:t>단건 주문 생성, 내 주문 내역 조회 구현</w:t>
             </w:r>
           </w:p>
         </w:tc>
@@ -978,7 +1001,7 @@
                 <w:b w:val="0"/>
                 <w:sz w:val="18"/>
               </w:rPr>
-              <w:t>6단계</w:t>
+              <w:t>장바구니</w:t>
             </w:r>
           </w:p>
         </w:tc>
@@ -997,7 +1020,7 @@
                 <w:b w:val="0"/>
                 <w:sz w:val="18"/>
               </w:rPr>
-              <w:t>검증</w:t>
+              <w:t>진행 중</w:t>
             </w:r>
           </w:p>
         </w:tc>
@@ -1016,7 +1039,243 @@
                 <w:b w:val="0"/>
                 <w:sz w:val="18"/>
               </w:rPr>
-              <w:t>Swagger 시나리오 검증, 단위/통합 테스트, 예외 케이스 점검</w:t>
+              <w:t>담기, 조회, 장바구니 주문 기본 흐름 구현</w:t>
+            </w:r>
+          </w:p>
+        </w:tc>
+      </w:tr>
+      <w:tr>
+        <w:tc>
+          <w:tcPr>
+            <w:tcW w:type="dxa" w:w="3120"/>
+          </w:tcPr>
+          <w:p>
+            <w:pPr>
+              <w:spacing w:after="40"/>
+            </w:pPr>
+            <w:r/>
+            <w:r>
+              <w:rPr>
+                <w:rFonts w:ascii="Arial" w:hAnsi="Arial"/>
+                <w:b w:val="0"/>
+                <w:sz w:val="18"/>
+              </w:rPr>
+              <w:t>관리자</w:t>
+            </w:r>
+          </w:p>
+        </w:tc>
+        <w:tc>
+          <w:tcPr>
+            <w:tcW w:type="dxa" w:w="3120"/>
+          </w:tcPr>
+          <w:p>
+            <w:pPr>
+              <w:spacing w:after="40"/>
+            </w:pPr>
+            <w:r/>
+            <w:r>
+              <w:rPr>
+                <w:rFonts w:ascii="Arial" w:hAnsi="Arial"/>
+                <w:b w:val="0"/>
+                <w:sz w:val="18"/>
+              </w:rPr>
+              <w:t>미구현</w:t>
+            </w:r>
+          </w:p>
+        </w:tc>
+        <w:tc>
+          <w:tcPr>
+            <w:tcW w:type="dxa" w:w="3120"/>
+          </w:tcPr>
+          <w:p>
+            <w:pPr>
+              <w:spacing w:after="40"/>
+            </w:pPr>
+            <w:r/>
+            <w:r>
+              <w:rPr>
+                <w:rFonts w:ascii="Arial" w:hAnsi="Arial"/>
+                <w:b w:val="0"/>
+                <w:sz w:val="18"/>
+              </w:rPr>
+              <w:t>컨트롤러/서비스 껍데기만 존재</w:t>
+            </w:r>
+          </w:p>
+        </w:tc>
+      </w:tr>
+      <w:tr>
+        <w:tc>
+          <w:tcPr>
+            <w:tcW w:type="dxa" w:w="3120"/>
+          </w:tcPr>
+          <w:p>
+            <w:pPr>
+              <w:spacing w:after="40"/>
+            </w:pPr>
+            <w:r/>
+            <w:r>
+              <w:rPr>
+                <w:rFonts w:ascii="Arial" w:hAnsi="Arial"/>
+                <w:b w:val="0"/>
+                <w:sz w:val="18"/>
+              </w:rPr>
+              <w:t>채팅</w:t>
+            </w:r>
+          </w:p>
+        </w:tc>
+        <w:tc>
+          <w:tcPr>
+            <w:tcW w:type="dxa" w:w="3120"/>
+          </w:tcPr>
+          <w:p>
+            <w:pPr>
+              <w:spacing w:after="40"/>
+            </w:pPr>
+            <w:r/>
+            <w:r>
+              <w:rPr>
+                <w:rFonts w:ascii="Arial" w:hAnsi="Arial"/>
+                <w:b w:val="0"/>
+                <w:sz w:val="18"/>
+              </w:rPr>
+              <w:t>미구현</w:t>
+            </w:r>
+          </w:p>
+        </w:tc>
+        <w:tc>
+          <w:tcPr>
+            <w:tcW w:type="dxa" w:w="3120"/>
+          </w:tcPr>
+          <w:p>
+            <w:pPr>
+              <w:spacing w:after="40"/>
+            </w:pPr>
+            <w:r/>
+            <w:r>
+              <w:rPr>
+                <w:rFonts w:ascii="Arial" w:hAnsi="Arial"/>
+                <w:b w:val="0"/>
+                <w:sz w:val="18"/>
+              </w:rPr>
+              <w:t>`ChatException`, 에러 코드 일부만 존재</w:t>
+            </w:r>
+          </w:p>
+        </w:tc>
+      </w:tr>
+      <w:tr>
+        <w:tc>
+          <w:tcPr>
+            <w:tcW w:type="dxa" w:w="3120"/>
+          </w:tcPr>
+          <w:p>
+            <w:pPr>
+              <w:spacing w:after="40"/>
+            </w:pPr>
+            <w:r/>
+            <w:r>
+              <w:rPr>
+                <w:rFonts w:ascii="Arial" w:hAnsi="Arial"/>
+                <w:b w:val="0"/>
+                <w:sz w:val="18"/>
+              </w:rPr>
+              <w:t>인프라</w:t>
+            </w:r>
+          </w:p>
+        </w:tc>
+        <w:tc>
+          <w:tcPr>
+            <w:tcW w:type="dxa" w:w="3120"/>
+          </w:tcPr>
+          <w:p>
+            <w:pPr>
+              <w:spacing w:after="40"/>
+            </w:pPr>
+            <w:r/>
+            <w:r>
+              <w:rPr>
+                <w:rFonts w:ascii="Arial" w:hAnsi="Arial"/>
+                <w:b w:val="0"/>
+                <w:sz w:val="18"/>
+              </w:rPr>
+              <w:t>초안</w:t>
+            </w:r>
+          </w:p>
+        </w:tc>
+        <w:tc>
+          <w:tcPr>
+            <w:tcW w:type="dxa" w:w="3120"/>
+          </w:tcPr>
+          <w:p>
+            <w:pPr>
+              <w:spacing w:after="40"/>
+            </w:pPr>
+            <w:r/>
+            <w:r>
+              <w:rPr>
+                <w:rFonts w:ascii="Arial" w:hAnsi="Arial"/>
+                <w:b w:val="0"/>
+                <w:sz w:val="18"/>
+              </w:rPr>
+              <w:t>Docker Compose, Terraform EC2/MySQL 초안 문서 및 파일 존재</w:t>
+            </w:r>
+          </w:p>
+        </w:tc>
+      </w:tr>
+      <w:tr>
+        <w:tc>
+          <w:tcPr>
+            <w:tcW w:type="dxa" w:w="3120"/>
+          </w:tcPr>
+          <w:p>
+            <w:pPr>
+              <w:spacing w:after="40"/>
+            </w:pPr>
+            <w:r/>
+            <w:r>
+              <w:rPr>
+                <w:rFonts w:ascii="Arial" w:hAnsi="Arial"/>
+                <w:b w:val="0"/>
+                <w:sz w:val="18"/>
+              </w:rPr>
+              <w:t>테스트</w:t>
+            </w:r>
+          </w:p>
+        </w:tc>
+        <w:tc>
+          <w:tcPr>
+            <w:tcW w:type="dxa" w:w="3120"/>
+          </w:tcPr>
+          <w:p>
+            <w:pPr>
+              <w:spacing w:after="40"/>
+            </w:pPr>
+            <w:r/>
+            <w:r>
+              <w:rPr>
+                <w:rFonts w:ascii="Arial" w:hAnsi="Arial"/>
+                <w:b w:val="0"/>
+                <w:sz w:val="18"/>
+              </w:rPr>
+              <w:t>진행 중</w:t>
+            </w:r>
+          </w:p>
+        </w:tc>
+        <w:tc>
+          <w:tcPr>
+            <w:tcW w:type="dxa" w:w="3120"/>
+          </w:tcPr>
+          <w:p>
+            <w:pPr>
+              <w:spacing w:after="40"/>
+            </w:pPr>
+            <w:r/>
+            <w:r>
+              <w:rPr>
+                <w:rFonts w:ascii="Arial" w:hAnsi="Arial"/>
+                <w:b w:val="0"/>
+                <w:sz w:val="18"/>
+              </w:rPr>
+              <w:t>IntelliJ 실행 기준, `CustomerTests`, `UserAuthIntegrationTest` 존재</w:t>
             </w:r>
           </w:p>
         </w:tc>
@@ -1028,7 +1287,7 @@
         <w:pStyle w:val="Heading1"/>
       </w:pPr>
       <w:r>
-        <w:t>5. 도메인 구현 계획</w:t>
+        <w:t>5. 도메인 구현 상태</w:t>
       </w:r>
     </w:p>
     <w:p>
@@ -1040,11 +1299,8 @@
       </w:r>
     </w:p>
     <w:p>
-      <w:pPr>
-        <w:pStyle w:val="ListBullet"/>
-      </w:pPr>
       <w:r>
-        <w:t>현재 `User` 엔티티를 기준으로 진행한다.</w:t>
+        <w:t>현재 구현 필드:</w:t>
       </w:r>
     </w:p>
     <w:p>
@@ -1052,7 +1308,7 @@
         <w:pStyle w:val="ListBullet"/>
       </w:pPr>
       <w:r>
-        <w:t>ERD의 `userPassword`와 코드의 `password` 명칭 차이를 정리한다.</w:t>
+        <w:t>`userNo`</w:t>
       </w:r>
     </w:p>
     <w:p>
@@ -1060,7 +1316,7 @@
         <w:pStyle w:val="ListBullet"/>
       </w:pPr>
       <w:r>
-        <w:t>`role`은 `ROLE_USER`, `ROLE_ADMIN` 형식으로 저장하는 것을 권장한다.</w:t>
+        <w:t>`userId`</w:t>
       </w:r>
     </w:p>
     <w:p>
@@ -1068,7 +1324,60 @@
         <w:pStyle w:val="ListBullet"/>
       </w:pPr>
       <w:r>
-        <w:t>회원가입은 제외 범위이므로 `data.sql` 또는 초기화 로직으로 테스트 계정을 생성한다.</w:t>
+        <w:t>`password`</w:t>
+      </w:r>
+    </w:p>
+    <w:p>
+      <w:pPr>
+        <w:pStyle w:val="ListBullet"/>
+      </w:pPr>
+      <w:r>
+        <w:t>`userName`</w:t>
+      </w:r>
+    </w:p>
+    <w:p>
+      <w:pPr>
+        <w:pStyle w:val="ListBullet"/>
+      </w:pPr>
+      <w:r>
+        <w:t>`role`</w:t>
+      </w:r>
+    </w:p>
+    <w:p>
+      <w:pPr>
+        <w:pStyle w:val="ListBullet"/>
+      </w:pPr>
+      <w:r>
+        <w:t>`regDate`</w:t>
+      </w:r>
+    </w:p>
+    <w:p>
+      <w:r>
+        <w:t>구현 내용:</w:t>
+      </w:r>
+    </w:p>
+    <w:p>
+      <w:pPr>
+        <w:pStyle w:val="ListBullet"/>
+      </w:pPr>
+      <w:r>
+        <w:t>`UserRepository.findByUserId(String userId)`로 로그인/회원 조회에 사용한다.</w:t>
+      </w:r>
+    </w:p>
+    <w:p>
+      <w:pPr>
+        <w:pStyle w:val="ListBullet"/>
+      </w:pPr>
+      <w:r>
+        <w:t>회원가입 시 비밀번호를 BCrypt로 암호화한다.</w:t>
+      </w:r>
+    </w:p>
+    <w:p>
+      <w:pPr>
+        <w:pStyle w:val="ListBullet"/>
+      </w:pPr>
+      <w:r>
+        <w:t>권한 값은 문자열로 저장한다. 테스트 코드에는 `ROLE_CUSTOMER`가 사용된 부분이 있고, 보안 정책 문서에는 `ROLE_USER`/`ROLE_ADMIN` 방향이 남아 있으므로 역할 명명 정책 정리가 필요하다.</w:t>
       </w:r>
     </w:p>
     <w:p>
@@ -1080,11 +1389,8 @@
       </w:r>
     </w:p>
     <w:p>
-      <w:pPr>
-        <w:pStyle w:val="ListBullet"/>
-      </w:pPr>
       <w:r>
-        <w:t>필드: `productNo`, `productId`, `productName`, `productPrice`, `stock`, `description`, `regDate`</w:t>
+        <w:t>현재 구현 필드:</w:t>
       </w:r>
     </w:p>
     <w:p>
@@ -1092,22 +1398,7 @@
         <w:pStyle w:val="ListBullet"/>
       </w:pPr>
       <w:r>
-        <w:t>주요 검증:</w:t>
-      </w:r>
-    </w:p>
-    <w:p>
-      <w:r>
-        <w:t xml:space="preserve">  - 가격은 0보다 커야 한다.</w:t>
-      </w:r>
-    </w:p>
-    <w:p>
-      <w:r>
-        <w:t xml:space="preserve">  - 재고는 0 이상이어야 한다.</w:t>
-      </w:r>
-    </w:p>
-    <w:p>
-      <w:r>
-        <w:t xml:space="preserve">  - 상품 ID는 중복될 수 없다.</w:t>
+        <w:t>`productNo`</w:t>
       </w:r>
     </w:p>
     <w:p>
@@ -1115,7 +1406,92 @@
         <w:pStyle w:val="ListBullet"/>
       </w:pPr>
       <w:r>
-        <w:t>관리자 등록/수정/삭제와 고객 조회 기능에서 공통으로 사용한다.</w:t>
+        <w:t>`productId`</w:t>
+      </w:r>
+    </w:p>
+    <w:p>
+      <w:pPr>
+        <w:pStyle w:val="ListBullet"/>
+      </w:pPr>
+      <w:r>
+        <w:t>`productName`</w:t>
+      </w:r>
+    </w:p>
+    <w:p>
+      <w:pPr>
+        <w:pStyle w:val="ListBullet"/>
+      </w:pPr>
+      <w:r>
+        <w:t>`price`</w:t>
+      </w:r>
+    </w:p>
+    <w:p>
+      <w:pPr>
+        <w:pStyle w:val="ListBullet"/>
+      </w:pPr>
+      <w:r>
+        <w:t>`stock`</w:t>
+      </w:r>
+    </w:p>
+    <w:p>
+      <w:pPr>
+        <w:pStyle w:val="ListBullet"/>
+      </w:pPr>
+      <w:r>
+        <w:t>`description`</w:t>
+      </w:r>
+    </w:p>
+    <w:p>
+      <w:pPr>
+        <w:pStyle w:val="ListBullet"/>
+      </w:pPr>
+      <w:r>
+        <w:t>`regDate`</w:t>
+      </w:r>
+    </w:p>
+    <w:p>
+      <w:pPr>
+        <w:pStyle w:val="ListBullet"/>
+      </w:pPr>
+      <w:r>
+        <w:t>`updateDate`</w:t>
+      </w:r>
+    </w:p>
+    <w:p>
+      <w:r>
+        <w:t>구현 내용:</w:t>
+      </w:r>
+    </w:p>
+    <w:p>
+      <w:pPr>
+        <w:pStyle w:val="ListBullet"/>
+      </w:pPr>
+      <w:r>
+        <w:t>`ProductRepository`는 `JpaRepository&lt;Product, Long&gt;`를 상속한다.</w:t>
+      </w:r>
+    </w:p>
+    <w:p>
+      <w:pPr>
+        <w:pStyle w:val="ListBullet"/>
+      </w:pPr>
+      <w:r>
+        <w:t>`findByProductId(String productId)`와 `findByProductName(String productName)`이 존재한다.</w:t>
+      </w:r>
+    </w:p>
+    <w:p>
+      <w:pPr>
+        <w:pStyle w:val="ListBullet"/>
+      </w:pPr>
+      <w:r>
+        <w:t>고객 상품 상세 조회는 현재 `productId`가 아니라 `productNo` 기준으로 조회한다.</w:t>
+      </w:r>
+    </w:p>
+    <w:p>
+      <w:pPr>
+        <w:pStyle w:val="ListBullet"/>
+      </w:pPr>
+      <w:r>
+        <w:t>`ProductRes`는 고객 응답에서 `productId`를 노출하지 않는다.</w:t>
       </w:r>
     </w:p>
     <w:p>
@@ -1123,7 +1499,12 @@
         <w:pStyle w:val="Heading2"/>
       </w:pPr>
       <w:r>
-        <w:t>5.3 Cart</w:t>
+        <w:t>5.3 Orders / OrderLine</w:t>
+      </w:r>
+    </w:p>
+    <w:p>
+      <w:r>
+        <w:t>현재 구현 필드:</w:t>
       </w:r>
     </w:p>
     <w:p>
@@ -1131,7 +1512,7 @@
         <w:pStyle w:val="ListBullet"/>
       </w:pPr>
       <w:r>
-        <w:t>필드: `cartNo`, `user`, `product`, `quantity`</w:t>
+        <w:t>`Orders`: `orderNo`, `user`, `orderLines`, `orderDate`, `address`, `totalAmount`</w:t>
       </w:r>
     </w:p>
     <w:p>
@@ -1139,7 +1520,12 @@
         <w:pStyle w:val="ListBullet"/>
       </w:pPr>
       <w:r>
-        <w:t>사용자와 상품 조합은 유일해야 한다.</w:t>
+        <w:t>`OrderLine`: `orderLineNo`, `orders`, `product`, `unitPrice`, `quantity`, `amount`</w:t>
+      </w:r>
+    </w:p>
+    <w:p>
+      <w:r>
+        <w:t>구현 내용:</w:t>
       </w:r>
     </w:p>
     <w:p>
@@ -1147,7 +1533,7 @@
         <w:pStyle w:val="ListBullet"/>
       </w:pPr>
       <w:r>
-        <w:t>동일 상품을 다시 담으면 신규 행을 만들지 않고 수량을 합산한다.</w:t>
+        <w:t>단건 주문 생성 시 상품 재고를 확인하고, 주문 수량만큼 재고를 차감한다.</w:t>
       </w:r>
     </w:p>
     <w:p>
@@ -1155,7 +1541,31 @@
         <w:pStyle w:val="ListBullet"/>
       </w:pPr>
       <w:r>
-        <w:t>주문 완료 후 해당 사용자의 장바구니를 비운다.</w:t>
+        <w:t>주문 당시 가격을 `unitPrice`에 저장한다.</w:t>
+      </w:r>
+    </w:p>
+    <w:p>
+      <w:pPr>
+        <w:pStyle w:val="ListBullet"/>
+      </w:pPr>
+      <w:r>
+        <w:t>주문 금액은 `unitPrice * quantity`로 계산한다.</w:t>
+      </w:r>
+    </w:p>
+    <w:p>
+      <w:pPr>
+        <w:pStyle w:val="ListBullet"/>
+      </w:pPr>
+      <w:r>
+        <w:t>`Orders.addOrderLine()`으로 양방향 연관관계를 연결한다.</w:t>
+      </w:r>
+    </w:p>
+    <w:p>
+      <w:pPr>
+        <w:pStyle w:val="ListBullet"/>
+      </w:pPr>
+      <w:r>
+        <w:t>주문 내역 조회는 `OrdersRepository.findAllByUserIdWithOrderLines(userId)`에서 주문 라인과 상품을 fetch join 한다.</w:t>
       </w:r>
     </w:p>
     <w:p>
@@ -1163,7 +1573,12 @@
         <w:pStyle w:val="Heading2"/>
       </w:pPr>
       <w:r>
-        <w:t>5.4 Orders / OrderLine</w:t>
+        <w:t>5.4 Cart / CartItem</w:t>
+      </w:r>
+    </w:p>
+    <w:p>
+      <w:r>
+        <w:t>현재 구현 필드:</w:t>
       </w:r>
     </w:p>
     <w:p>
@@ -1171,7 +1586,7 @@
         <w:pStyle w:val="ListBullet"/>
       </w:pPr>
       <w:r>
-        <w:t>`Orders` 필드: `orderNo`, `user`, `orderDate`, `address`, `totalAmount`</w:t>
+        <w:t>`Cart`: `cartNo`, `user`, `cartItems`</w:t>
       </w:r>
     </w:p>
     <w:p>
@@ -1179,7 +1594,12 @@
         <w:pStyle w:val="ListBullet"/>
       </w:pPr>
       <w:r>
-        <w:t>`OrderLine` 필드: `orderLineNo`, `order`, `product`, `unitPrice`, `quantity`, `amount`</w:t>
+        <w:t>`CartItem`: `cartItemNo`, `cart`, `product`, `quantity`</w:t>
+      </w:r>
+    </w:p>
+    <w:p>
+      <w:r>
+        <w:t>구현 내용:</w:t>
       </w:r>
     </w:p>
     <w:p>
@@ -1187,7 +1607,7 @@
         <w:pStyle w:val="ListBullet"/>
       </w:pPr>
       <w:r>
-        <w:t>주문 생성은 트랜잭션으로 처리한다.</w:t>
+        <w:t>`CartRepository.findCartsByUserId(userId)`에서 장바구니 항목과 상품을 fetch join 한다.</w:t>
       </w:r>
     </w:p>
     <w:p>
@@ -1195,7 +1615,7 @@
         <w:pStyle w:val="ListBullet"/>
       </w:pPr>
       <w:r>
-        <w:t>주문 당시 가격을 `unitPrice`에 저장하여 이후 상품 가격 변경의 영향을 받지 않도록 한다.</w:t>
+        <w:t>같은 장바구니에 같은 상품이 이미 있으면 새 항목을 만들지 않고 수량을 합산한다.</w:t>
       </w:r>
     </w:p>
     <w:p>
@@ -1203,7 +1623,28 @@
         <w:pStyle w:val="ListBullet"/>
       </w:pPr>
       <w:r>
-        <w:t>재고 부족 시 주문 전체를 실패 처리한다.</w:t>
+        <w:t>장바구니 주문 후 `cart.getCartItems().clear()`로 장바구니 항목을 비운다.</w:t>
+      </w:r>
+    </w:p>
+    <w:p>
+      <w:r>
+        <w:t>주의 사항:</w:t>
+      </w:r>
+    </w:p>
+    <w:p>
+      <w:pPr>
+        <w:pStyle w:val="ListBullet"/>
+      </w:pPr>
+      <w:r>
+        <w:t>현재 `createCartOrders()` 내부에서 각 `CartItem`의 상품이 아니라 `orderCreateReq.getProductNo()`로 상품을 다시 조회하고 있다. 장바구니 여러 상품 주문 시 같은 상품으로 처리될 수 있으므로 수정이 필요하다.</w:t>
+      </w:r>
+    </w:p>
+    <w:p>
+      <w:pPr>
+        <w:pStyle w:val="ListBullet"/>
+      </w:pPr>
+      <w:r>
+        <w:t>`CartItem` 수량 합산 시 기존 수량과 추가 수량의 합계가 재고를 초과하는지 추가 검증이 필요하다.</w:t>
       </w:r>
     </w:p>
     <w:p>
@@ -1211,7 +1652,12 @@
         <w:pStyle w:val="Heading2"/>
       </w:pPr>
       <w:r>
-        <w:t>5.5 ChatRoom / ChatMessage</w:t>
+        <w:t>5.5 Chat</w:t>
+      </w:r>
+    </w:p>
+    <w:p>
+      <w:r>
+        <w:t>현재 구현 상태:</w:t>
       </w:r>
     </w:p>
     <w:p>
@@ -1219,7 +1665,7 @@
         <w:pStyle w:val="ListBullet"/>
       </w:pPr>
       <w:r>
-        <w:t>`ChatRoom` 필드: `chatRoomNo`, `customer`, `admin`, `regDate`</w:t>
+        <w:t>채팅 도메인, Repository, WebSocket/STOMP 설정, 컨트롤러는 아직 구현되어 있지 않다.</w:t>
       </w:r>
     </w:p>
     <w:p>
@@ -1227,31 +1673,7 @@
         <w:pStyle w:val="ListBullet"/>
       </w:pPr>
       <w:r>
-        <w:t>`ChatMessage` 필드: `chatMessageNo`, `chatRoom`, `sender`, `message`, `regDate`</w:t>
-      </w:r>
-    </w:p>
-    <w:p>
-      <w:pPr>
-        <w:pStyle w:val="ListBullet"/>
-      </w:pPr>
-      <w:r>
-        <w:t>고객은 본인의 채팅방만 생성/조회할 수 있다.</w:t>
-      </w:r>
-    </w:p>
-    <w:p>
-      <w:pPr>
-        <w:pStyle w:val="ListBullet"/>
-      </w:pPr>
-      <w:r>
-        <w:t>관리자는 전체 채팅방 목록을 조회할 수 있다.</w:t>
-      </w:r>
-    </w:p>
-    <w:p>
-      <w:pPr>
-        <w:pStyle w:val="ListBullet"/>
-      </w:pPr>
-      <w:r>
-        <w:t>메시지는 발신자와 채팅방 참여 권한을 검증한 뒤 저장한다.</w:t>
+        <w:t>`ChatException`과 관련 에러 코드 일부만 준비되어 있다.</w:t>
       </w:r>
     </w:p>
     <w:p>
@@ -1259,7 +1681,7 @@
         <w:pStyle w:val="Heading1"/>
       </w:pPr>
       <w:r>
-        <w:t>6. API 설계 초안</w:t>
+        <w:t>6. 현재 API 설계</w:t>
       </w:r>
     </w:p>
     <w:p>
@@ -1267,7 +1689,7 @@
         <w:pStyle w:val="Heading2"/>
       </w:pPr>
       <w:r>
-        <w:t>6.1 인증</w:t>
+        <w:t>6.1 인증/회원</w:t>
       </w:r>
     </w:p>
     <w:tbl>
@@ -1360,7 +1782,85 @@
                 <w:b/>
                 <w:sz w:val="18"/>
               </w:rPr>
-              <w:t>권한</w:t>
+              <w:t>현재 상태</w:t>
+            </w:r>
+          </w:p>
+        </w:tc>
+      </w:tr>
+      <w:tr>
+        <w:tc>
+          <w:tcPr>
+            <w:tcW w:type="dxa" w:w="2340"/>
+          </w:tcPr>
+          <w:p>
+            <w:pPr>
+              <w:spacing w:after="40"/>
+            </w:pPr>
+            <w:r/>
+            <w:r>
+              <w:rPr>
+                <w:rFonts w:ascii="Arial" w:hAnsi="Arial"/>
+                <w:b w:val="0"/>
+                <w:sz w:val="18"/>
+              </w:rPr>
+              <w:t>POST/REQUEST</w:t>
+            </w:r>
+          </w:p>
+        </w:tc>
+        <w:tc>
+          <w:tcPr>
+            <w:tcW w:type="dxa" w:w="2340"/>
+          </w:tcPr>
+          <w:p>
+            <w:pPr>
+              <w:spacing w:after="40"/>
+            </w:pPr>
+            <w:r/>
+            <w:r>
+              <w:rPr>
+                <w:rFonts w:ascii="Arial" w:hAnsi="Arial"/>
+                <w:b w:val="0"/>
+                <w:sz w:val="18"/>
+              </w:rPr>
+              <w:t>`/register`</w:t>
+            </w:r>
+          </w:p>
+        </w:tc>
+        <w:tc>
+          <w:tcPr>
+            <w:tcW w:type="dxa" w:w="2340"/>
+          </w:tcPr>
+          <w:p>
+            <w:pPr>
+              <w:spacing w:after="40"/>
+            </w:pPr>
+            <w:r/>
+            <w:r>
+              <w:rPr>
+                <w:rFonts w:ascii="Arial" w:hAnsi="Arial"/>
+                <w:b w:val="0"/>
+                <w:sz w:val="18"/>
+              </w:rPr>
+              <w:t>회원가입</w:t>
+            </w:r>
+          </w:p>
+        </w:tc>
+        <w:tc>
+          <w:tcPr>
+            <w:tcW w:type="dxa" w:w="2340"/>
+          </w:tcPr>
+          <w:p>
+            <w:pPr>
+              <w:spacing w:after="40"/>
+            </w:pPr>
+            <w:r/>
+            <w:r>
+              <w:rPr>
+                <w:rFonts w:ascii="Arial" w:hAnsi="Arial"/>
+                <w:b w:val="0"/>
+                <w:sz w:val="18"/>
+              </w:rPr>
+              <w:t>구현</w:t>
             </w:r>
           </w:p>
         </w:tc>
@@ -1419,7 +1919,7 @@
                 <w:b w:val="0"/>
                 <w:sz w:val="18"/>
               </w:rPr>
-              <w:t>아이디/비밀번호 인증 및 JWT 발급</w:t>
+              <w:t>로그인 및 JWT 발급</w:t>
             </w:r>
           </w:p>
         </w:tc>
@@ -1438,7 +1938,7 @@
                 <w:b w:val="0"/>
                 <w:sz w:val="18"/>
               </w:rPr>
-              <w:t>모두</w:t>
+              <w:t>`LoginFilter` 기반 구현</w:t>
             </w:r>
           </w:p>
         </w:tc>
@@ -1497,7 +1997,7 @@
                 <w:b w:val="0"/>
                 <w:sz w:val="18"/>
               </w:rPr>
-              <w:t>클라이언트 토큰 삭제 안내 또는 로그아웃 처리</w:t>
+              <w:t>로그아웃 응답 반환</w:t>
             </w:r>
           </w:p>
         </w:tc>
@@ -1516,13 +2016,42 @@
                 <w:b w:val="0"/>
                 <w:sz w:val="18"/>
               </w:rPr>
-              <w:t>로그인</w:t>
+              <w:t>구현</w:t>
             </w:r>
           </w:p>
         </w:tc>
       </w:tr>
     </w:tbl>
     <w:p/>
+    <w:p>
+      <w:r>
+        <w:t>정리 필요:</w:t>
+      </w:r>
+    </w:p>
+    <w:p>
+      <w:pPr>
+        <w:pStyle w:val="ListBullet"/>
+      </w:pPr>
+      <w:r>
+        <w:t>`UserController.register()`는 현재 `@RequestMapping("/register")`와 `User` 파라미터를 직접 사용한다. 향후 `@PostMapping`과 요청 DTO 사용으로 정리하는 것이 좋다.</w:t>
+      </w:r>
+    </w:p>
+    <w:p>
+      <w:pPr>
+        <w:pStyle w:val="ListBullet"/>
+      </w:pPr>
+      <w:r>
+        <w:t>회원가입 성공 응답은 `ApiResponse.created(user)`를 사용하지만, HTTP 상태 코드는 현재 `200 OK`다. 실제 생성 의미를 반영하려면 `201 Created`를 검토한다.</w:t>
+      </w:r>
+    </w:p>
+    <w:p>
+      <w:pPr>
+        <w:pStyle w:val="ListBullet"/>
+      </w:pPr>
+      <w:r>
+        <w:t>로그아웃 메시지 문자열이 인코딩 깨짐 상태로 보이므로 수정이 필요하다.</w:t>
+      </w:r>
+    </w:p>
     <w:p>
       <w:pPr>
         <w:pStyle w:val="Heading2"/>
@@ -1539,15 +2068,16 @@
         <w:tblLook w:firstColumn="1" w:firstRow="1" w:lastColumn="0" w:lastRow="0" w:noHBand="0" w:noVBand="1" w:val="04A0"/>
       </w:tblPr>
       <w:tblGrid>
-        <w:gridCol w:w="2340"/>
-        <w:gridCol w:w="2340"/>
-        <w:gridCol w:w="2340"/>
-        <w:gridCol w:w="2340"/>
+        <w:gridCol w:w="1872"/>
+        <w:gridCol w:w="1872"/>
+        <w:gridCol w:w="1872"/>
+        <w:gridCol w:w="1872"/>
+        <w:gridCol w:w="1872"/>
       </w:tblGrid>
       <w:tr>
         <w:tc>
           <w:tcPr>
-            <w:tcW w:type="dxa" w:w="2340"/>
+            <w:tcW w:type="dxa" w:w="1872"/>
             <w:shd w:fill="F2F4F7"/>
           </w:tcPr>
           <w:p>
@@ -1567,7 +2097,7 @@
         </w:tc>
         <w:tc>
           <w:tcPr>
-            <w:tcW w:type="dxa" w:w="2340"/>
+            <w:tcW w:type="dxa" w:w="1872"/>
             <w:shd w:fill="F2F4F7"/>
           </w:tcPr>
           <w:p>
@@ -1587,7 +2117,7 @@
         </w:tc>
         <w:tc>
           <w:tcPr>
-            <w:tcW w:type="dxa" w:w="2340"/>
+            <w:tcW w:type="dxa" w:w="1872"/>
             <w:shd w:fill="F2F4F7"/>
           </w:tcPr>
           <w:p>
@@ -1607,7 +2137,7 @@
         </w:tc>
         <w:tc>
           <w:tcPr>
-            <w:tcW w:type="dxa" w:w="2340"/>
+            <w:tcW w:type="dxa" w:w="1872"/>
             <w:shd w:fill="F2F4F7"/>
           </w:tcPr>
           <w:p>
@@ -1625,11 +2155,31 @@
             </w:r>
           </w:p>
         </w:tc>
+        <w:tc>
+          <w:tcPr>
+            <w:tcW w:type="dxa" w:w="1872"/>
+            <w:shd w:fill="F2F4F7"/>
+          </w:tcPr>
+          <w:p>
+            <w:pPr>
+              <w:spacing w:after="40"/>
+            </w:pPr>
+            <w:r/>
+            <w:r>
+              <w:rPr>
+                <w:rFonts w:ascii="Arial" w:hAnsi="Arial"/>
+                <w:b/>
+                <w:sz w:val="18"/>
+              </w:rPr>
+              <w:t>현재 상태</w:t>
+            </w:r>
+          </w:p>
+        </w:tc>
       </w:tr>
       <w:tr>
         <w:tc>
           <w:tcPr>
-            <w:tcW w:type="dxa" w:w="2340"/>
+            <w:tcW w:type="dxa" w:w="1872"/>
           </w:tcPr>
           <w:p>
             <w:pPr>
@@ -1648,7 +2198,7 @@
         </w:tc>
         <w:tc>
           <w:tcPr>
-            <w:tcW w:type="dxa" w:w="2340"/>
+            <w:tcW w:type="dxa" w:w="1872"/>
           </w:tcPr>
           <w:p>
             <w:pPr>
@@ -1667,7 +2217,7 @@
         </w:tc>
         <w:tc>
           <w:tcPr>
-            <w:tcW w:type="dxa" w:w="2340"/>
+            <w:tcW w:type="dxa" w:w="1872"/>
           </w:tcPr>
           <w:p>
             <w:pPr>
@@ -1686,7 +2236,7 @@
         </w:tc>
         <w:tc>
           <w:tcPr>
-            <w:tcW w:type="dxa" w:w="2340"/>
+            <w:tcW w:type="dxa" w:w="1872"/>
           </w:tcPr>
           <w:p>
             <w:pPr>
@@ -1699,7 +2249,26 @@
                 <w:b w:val="0"/>
                 <w:sz w:val="18"/>
               </w:rPr>
-              <w:t>모두</w:t>
+              <w:t>모두 허용</w:t>
+            </w:r>
+          </w:p>
+        </w:tc>
+        <w:tc>
+          <w:tcPr>
+            <w:tcW w:type="dxa" w:w="1872"/>
+          </w:tcPr>
+          <w:p>
+            <w:pPr>
+              <w:spacing w:after="40"/>
+            </w:pPr>
+            <w:r/>
+            <w:r>
+              <w:rPr>
+                <w:rFonts w:ascii="Arial" w:hAnsi="Arial"/>
+                <w:b w:val="0"/>
+                <w:sz w:val="18"/>
+              </w:rPr>
+              <w:t>구현</w:t>
             </w:r>
           </w:p>
         </w:tc>
@@ -1707,7 +2276,7 @@
       <w:tr>
         <w:tc>
           <w:tcPr>
-            <w:tcW w:type="dxa" w:w="2340"/>
+            <w:tcW w:type="dxa" w:w="1872"/>
           </w:tcPr>
           <w:p>
             <w:pPr>
@@ -1726,7 +2295,7 @@
         </w:tc>
         <w:tc>
           <w:tcPr>
-            <w:tcW w:type="dxa" w:w="2340"/>
+            <w:tcW w:type="dxa" w:w="1872"/>
           </w:tcPr>
           <w:p>
             <w:pPr>
@@ -1745,7 +2314,7 @@
         </w:tc>
         <w:tc>
           <w:tcPr>
-            <w:tcW w:type="dxa" w:w="2340"/>
+            <w:tcW w:type="dxa" w:w="1872"/>
           </w:tcPr>
           <w:p>
             <w:pPr>
@@ -1764,7 +2333,7 @@
         </w:tc>
         <w:tc>
           <w:tcPr>
-            <w:tcW w:type="dxa" w:w="2340"/>
+            <w:tcW w:type="dxa" w:w="1872"/>
           </w:tcPr>
           <w:p>
             <w:pPr>
@@ -1777,7 +2346,26 @@
                 <w:b w:val="0"/>
                 <w:sz w:val="18"/>
               </w:rPr>
-              <w:t>모두</w:t>
+              <w:t>모두 허용</w:t>
+            </w:r>
+          </w:p>
+        </w:tc>
+        <w:tc>
+          <w:tcPr>
+            <w:tcW w:type="dxa" w:w="1872"/>
+          </w:tcPr>
+          <w:p>
+            <w:pPr>
+              <w:spacing w:after="40"/>
+            </w:pPr>
+            <w:r/>
+            <w:r>
+              <w:rPr>
+                <w:rFonts w:ascii="Arial" w:hAnsi="Arial"/>
+                <w:b w:val="0"/>
+                <w:sz w:val="18"/>
+              </w:rPr>
+              <w:t>구현</w:t>
             </w:r>
           </w:p>
         </w:tc>
@@ -1785,7 +2373,7 @@
       <w:tr>
         <w:tc>
           <w:tcPr>
-            <w:tcW w:type="dxa" w:w="2340"/>
+            <w:tcW w:type="dxa" w:w="1872"/>
           </w:tcPr>
           <w:p>
             <w:pPr>
@@ -1804,7 +2392,7 @@
         </w:tc>
         <w:tc>
           <w:tcPr>
-            <w:tcW w:type="dxa" w:w="2340"/>
+            <w:tcW w:type="dxa" w:w="1872"/>
           </w:tcPr>
           <w:p>
             <w:pPr>
@@ -1823,7 +2411,7 @@
         </w:tc>
         <w:tc>
           <w:tcPr>
-            <w:tcW w:type="dxa" w:w="2340"/>
+            <w:tcW w:type="dxa" w:w="1872"/>
           </w:tcPr>
           <w:p>
             <w:pPr>
@@ -1842,7 +2430,7 @@
         </w:tc>
         <w:tc>
           <w:tcPr>
-            <w:tcW w:type="dxa" w:w="2340"/>
+            <w:tcW w:type="dxa" w:w="1872"/>
           </w:tcPr>
           <w:p>
             <w:pPr>
@@ -1855,7 +2443,26 @@
                 <w:b w:val="0"/>
                 <w:sz w:val="18"/>
               </w:rPr>
-              <w:t>ROLE_USER</w:t>
+              <w:t>인증 필요</w:t>
+            </w:r>
+          </w:p>
+        </w:tc>
+        <w:tc>
+          <w:tcPr>
+            <w:tcW w:type="dxa" w:w="1872"/>
+          </w:tcPr>
+          <w:p>
+            <w:pPr>
+              <w:spacing w:after="40"/>
+            </w:pPr>
+            <w:r/>
+            <w:r>
+              <w:rPr>
+                <w:rFonts w:ascii="Arial" w:hAnsi="Arial"/>
+                <w:b w:val="0"/>
+                <w:sz w:val="18"/>
+              </w:rPr>
+              <w:t>구현</w:t>
             </w:r>
           </w:p>
         </w:tc>
@@ -1863,7 +2470,7 @@
       <w:tr>
         <w:tc>
           <w:tcPr>
-            <w:tcW w:type="dxa" w:w="2340"/>
+            <w:tcW w:type="dxa" w:w="1872"/>
           </w:tcPr>
           <w:p>
             <w:pPr>
@@ -1882,7 +2489,7 @@
         </w:tc>
         <w:tc>
           <w:tcPr>
-            <w:tcW w:type="dxa" w:w="2340"/>
+            <w:tcW w:type="dxa" w:w="1872"/>
           </w:tcPr>
           <w:p>
             <w:pPr>
@@ -1901,7 +2508,7 @@
         </w:tc>
         <w:tc>
           <w:tcPr>
-            <w:tcW w:type="dxa" w:w="2340"/>
+            <w:tcW w:type="dxa" w:w="1872"/>
           </w:tcPr>
           <w:p>
             <w:pPr>
@@ -1920,7 +2527,7 @@
         </w:tc>
         <w:tc>
           <w:tcPr>
-            <w:tcW w:type="dxa" w:w="2340"/>
+            <w:tcW w:type="dxa" w:w="1872"/>
           </w:tcPr>
           <w:p>
             <w:pPr>
@@ -1933,7 +2540,26 @@
                 <w:b w:val="0"/>
                 <w:sz w:val="18"/>
               </w:rPr>
-              <w:t>ROLE_USER</w:t>
+              <w:t>인증 필요</w:t>
+            </w:r>
+          </w:p>
+        </w:tc>
+        <w:tc>
+          <w:tcPr>
+            <w:tcW w:type="dxa" w:w="1872"/>
+          </w:tcPr>
+          <w:p>
+            <w:pPr>
+              <w:spacing w:after="40"/>
+            </w:pPr>
+            <w:r/>
+            <w:r>
+              <w:rPr>
+                <w:rFonts w:ascii="Arial" w:hAnsi="Arial"/>
+                <w:b w:val="0"/>
+                <w:sz w:val="18"/>
+              </w:rPr>
+              <w:t>구현</w:t>
             </w:r>
           </w:p>
         </w:tc>
@@ -1941,7 +2567,7 @@
       <w:tr>
         <w:tc>
           <w:tcPr>
-            <w:tcW w:type="dxa" w:w="2340"/>
+            <w:tcW w:type="dxa" w:w="1872"/>
           </w:tcPr>
           <w:p>
             <w:pPr>
@@ -1960,7 +2586,104 @@
         </w:tc>
         <w:tc>
           <w:tcPr>
-            <w:tcW w:type="dxa" w:w="2340"/>
+            <w:tcW w:type="dxa" w:w="1872"/>
+          </w:tcPr>
+          <w:p>
+            <w:pPr>
+              <w:spacing w:after="40"/>
+            </w:pPr>
+            <w:r/>
+            <w:r>
+              <w:rPr>
+                <w:rFonts w:ascii="Arial" w:hAnsi="Arial"/>
+                <w:b w:val="0"/>
+                <w:sz w:val="18"/>
+              </w:rPr>
+              <w:t>`/api/cart/item`</w:t>
+            </w:r>
+          </w:p>
+        </w:tc>
+        <w:tc>
+          <w:tcPr>
+            <w:tcW w:type="dxa" w:w="1872"/>
+          </w:tcPr>
+          <w:p>
+            <w:pPr>
+              <w:spacing w:after="40"/>
+            </w:pPr>
+            <w:r/>
+            <w:r>
+              <w:rPr>
+                <w:rFonts w:ascii="Arial" w:hAnsi="Arial"/>
+                <w:b w:val="0"/>
+                <w:sz w:val="18"/>
+              </w:rPr>
+              <w:t>장바구니 담기</w:t>
+            </w:r>
+          </w:p>
+        </w:tc>
+        <w:tc>
+          <w:tcPr>
+            <w:tcW w:type="dxa" w:w="1872"/>
+          </w:tcPr>
+          <w:p>
+            <w:pPr>
+              <w:spacing w:after="40"/>
+            </w:pPr>
+            <w:r/>
+            <w:r>
+              <w:rPr>
+                <w:rFonts w:ascii="Arial" w:hAnsi="Arial"/>
+                <w:b w:val="0"/>
+                <w:sz w:val="18"/>
+              </w:rPr>
+              <w:t>인증 필요</w:t>
+            </w:r>
+          </w:p>
+        </w:tc>
+        <w:tc>
+          <w:tcPr>
+            <w:tcW w:type="dxa" w:w="1872"/>
+          </w:tcPr>
+          <w:p>
+            <w:pPr>
+              <w:spacing w:after="40"/>
+            </w:pPr>
+            <w:r/>
+            <w:r>
+              <w:rPr>
+                <w:rFonts w:ascii="Arial" w:hAnsi="Arial"/>
+                <w:b w:val="0"/>
+                <w:sz w:val="18"/>
+              </w:rPr>
+              <w:t>구현</w:t>
+            </w:r>
+          </w:p>
+        </w:tc>
+      </w:tr>
+      <w:tr>
+        <w:tc>
+          <w:tcPr>
+            <w:tcW w:type="dxa" w:w="1872"/>
+          </w:tcPr>
+          <w:p>
+            <w:pPr>
+              <w:spacing w:after="40"/>
+            </w:pPr>
+            <w:r/>
+            <w:r>
+              <w:rPr>
+                <w:rFonts w:ascii="Arial" w:hAnsi="Arial"/>
+                <w:b w:val="0"/>
+                <w:sz w:val="18"/>
+              </w:rPr>
+              <w:t>GET</w:t>
+            </w:r>
+          </w:p>
+        </w:tc>
+        <w:tc>
+          <w:tcPr>
+            <w:tcW w:type="dxa" w:w="1872"/>
           </w:tcPr>
           <w:p>
             <w:pPr>
@@ -1979,85 +2702,7 @@
         </w:tc>
         <w:tc>
           <w:tcPr>
-            <w:tcW w:type="dxa" w:w="2340"/>
-          </w:tcPr>
-          <w:p>
-            <w:pPr>
-              <w:spacing w:after="40"/>
-            </w:pPr>
-            <w:r/>
-            <w:r>
-              <w:rPr>
-                <w:rFonts w:ascii="Arial" w:hAnsi="Arial"/>
-                <w:b w:val="0"/>
-                <w:sz w:val="18"/>
-              </w:rPr>
-              <w:t>장바구니 담기</w:t>
-            </w:r>
-          </w:p>
-        </w:tc>
-        <w:tc>
-          <w:tcPr>
-            <w:tcW w:type="dxa" w:w="2340"/>
-          </w:tcPr>
-          <w:p>
-            <w:pPr>
-              <w:spacing w:after="40"/>
-            </w:pPr>
-            <w:r/>
-            <w:r>
-              <w:rPr>
-                <w:rFonts w:ascii="Arial" w:hAnsi="Arial"/>
-                <w:b w:val="0"/>
-                <w:sz w:val="18"/>
-              </w:rPr>
-              <w:t>ROLE_USER</w:t>
-            </w:r>
-          </w:p>
-        </w:tc>
-      </w:tr>
-      <w:tr>
-        <w:tc>
-          <w:tcPr>
-            <w:tcW w:type="dxa" w:w="2340"/>
-          </w:tcPr>
-          <w:p>
-            <w:pPr>
-              <w:spacing w:after="40"/>
-            </w:pPr>
-            <w:r/>
-            <w:r>
-              <w:rPr>
-                <w:rFonts w:ascii="Arial" w:hAnsi="Arial"/>
-                <w:b w:val="0"/>
-                <w:sz w:val="18"/>
-              </w:rPr>
-              <w:t>GET</w:t>
-            </w:r>
-          </w:p>
-        </w:tc>
-        <w:tc>
-          <w:tcPr>
-            <w:tcW w:type="dxa" w:w="2340"/>
-          </w:tcPr>
-          <w:p>
-            <w:pPr>
-              <w:spacing w:after="40"/>
-            </w:pPr>
-            <w:r/>
-            <w:r>
-              <w:rPr>
-                <w:rFonts w:ascii="Arial" w:hAnsi="Arial"/>
-                <w:b w:val="0"/>
-                <w:sz w:val="18"/>
-              </w:rPr>
-              <w:t>`/api/cart/items`</w:t>
-            </w:r>
-          </w:p>
-        </w:tc>
-        <w:tc>
-          <w:tcPr>
-            <w:tcW w:type="dxa" w:w="2340"/>
+            <w:tcW w:type="dxa" w:w="1872"/>
           </w:tcPr>
           <w:p>
             <w:pPr>
@@ -2076,7 +2721,7 @@
         </w:tc>
         <w:tc>
           <w:tcPr>
-            <w:tcW w:type="dxa" w:w="2340"/>
+            <w:tcW w:type="dxa" w:w="1872"/>
           </w:tcPr>
           <w:p>
             <w:pPr>
@@ -2089,7 +2734,26 @@
                 <w:b w:val="0"/>
                 <w:sz w:val="18"/>
               </w:rPr>
-              <w:t>ROLE_USER</w:t>
+              <w:t>인증 필요</w:t>
+            </w:r>
+          </w:p>
+        </w:tc>
+        <w:tc>
+          <w:tcPr>
+            <w:tcW w:type="dxa" w:w="1872"/>
+          </w:tcPr>
+          <w:p>
+            <w:pPr>
+              <w:spacing w:after="40"/>
+            </w:pPr>
+            <w:r/>
+            <w:r>
+              <w:rPr>
+                <w:rFonts w:ascii="Arial" w:hAnsi="Arial"/>
+                <w:b w:val="0"/>
+                <w:sz w:val="18"/>
+              </w:rPr>
+              <w:t>구현</w:t>
             </w:r>
           </w:p>
         </w:tc>
@@ -2097,7 +2761,7 @@
       <w:tr>
         <w:tc>
           <w:tcPr>
-            <w:tcW w:type="dxa" w:w="2340"/>
+            <w:tcW w:type="dxa" w:w="1872"/>
           </w:tcPr>
           <w:p>
             <w:pPr>
@@ -2116,7 +2780,7 @@
         </w:tc>
         <w:tc>
           <w:tcPr>
-            <w:tcW w:type="dxa" w:w="2340"/>
+            <w:tcW w:type="dxa" w:w="1872"/>
           </w:tcPr>
           <w:p>
             <w:pPr>
@@ -2135,7 +2799,7 @@
         </w:tc>
         <w:tc>
           <w:tcPr>
-            <w:tcW w:type="dxa" w:w="2340"/>
+            <w:tcW w:type="dxa" w:w="1872"/>
           </w:tcPr>
           <w:p>
             <w:pPr>
@@ -2148,13 +2812,13 @@
                 <w:b w:val="0"/>
                 <w:sz w:val="18"/>
               </w:rPr>
-              <w:t>장바구니 일괄 주문</w:t>
+              <w:t>장바구니 주문</w:t>
             </w:r>
           </w:p>
         </w:tc>
         <w:tc>
           <w:tcPr>
-            <w:tcW w:type="dxa" w:w="2340"/>
+            <w:tcW w:type="dxa" w:w="1872"/>
           </w:tcPr>
           <w:p>
             <w:pPr>
@@ -2167,13 +2831,61 @@
                 <w:b w:val="0"/>
                 <w:sz w:val="18"/>
               </w:rPr>
-              <w:t>ROLE_USER</w:t>
+              <w:t>인증 필요</w:t>
+            </w:r>
+          </w:p>
+        </w:tc>
+        <w:tc>
+          <w:tcPr>
+            <w:tcW w:type="dxa" w:w="1872"/>
+          </w:tcPr>
+          <w:p>
+            <w:pPr>
+              <w:spacing w:after="40"/>
+            </w:pPr>
+            <w:r/>
+            <w:r>
+              <w:rPr>
+                <w:rFonts w:ascii="Arial" w:hAnsi="Arial"/>
+                <w:b w:val="0"/>
+                <w:sz w:val="18"/>
+              </w:rPr>
+              <w:t>구현, 보완 필요</w:t>
             </w:r>
           </w:p>
         </w:tc>
       </w:tr>
     </w:tbl>
     <w:p/>
+    <w:p>
+      <w:r>
+        <w:t>기존 계획서와 달라진 점:</w:t>
+      </w:r>
+    </w:p>
+    <w:p>
+      <w:pPr>
+        <w:pStyle w:val="ListBullet"/>
+      </w:pPr>
+      <w:r>
+        <w:t>장바구니 담기 경로는 `/api/cart/items`가 아니라 현재 코드 기준 `/api/cart/item` 단수형이다.</w:t>
+      </w:r>
+    </w:p>
+    <w:p>
+      <w:pPr>
+        <w:pStyle w:val="ListBullet"/>
+      </w:pPr>
+      <w:r>
+        <w:t>상품 상세 조회는 `productId`가 아니라 `productNo` 경로 변수 기준이다.</w:t>
+      </w:r>
+    </w:p>
+    <w:p>
+      <w:pPr>
+        <w:pStyle w:val="ListBullet"/>
+      </w:pPr>
+      <w:r>
+        <w:t>별도의 `ProductController`, `OrderController`, `CartController` 없이 `CustomerController` 하나에 고객 API가 모여 있다.</w:t>
+      </w:r>
+    </w:p>
     <w:p>
       <w:pPr>
         <w:pStyle w:val="Heading2"/>
@@ -2272,7 +2984,7 @@
                 <w:b/>
                 <w:sz w:val="18"/>
               </w:rPr>
-              <w:t>권한</w:t>
+              <w:t>현재 상태</w:t>
             </w:r>
           </w:p>
         </w:tc>
@@ -2350,7 +3062,7 @@
                 <w:b w:val="0"/>
                 <w:sz w:val="18"/>
               </w:rPr>
-              <w:t>ROLE_ADMIN</w:t>
+              <w:t>미구현</w:t>
             </w:r>
           </w:p>
         </w:tc>
@@ -2428,7 +3140,7 @@
                 <w:b w:val="0"/>
                 <w:sz w:val="18"/>
               </w:rPr>
-              <w:t>ROLE_ADMIN</w:t>
+              <w:t>미구현</w:t>
             </w:r>
           </w:p>
         </w:tc>
@@ -2506,7 +3218,7 @@
                 <w:b w:val="0"/>
                 <w:sz w:val="18"/>
               </w:rPr>
-              <w:t>ROLE_ADMIN</w:t>
+              <w:t>미구현</w:t>
             </w:r>
           </w:p>
         </w:tc>
@@ -2584,7 +3296,7 @@
                 <w:b w:val="0"/>
                 <w:sz w:val="18"/>
               </w:rPr>
-              <w:t>ROLE_ADMIN</w:t>
+              <w:t>미구현</w:t>
             </w:r>
           </w:p>
         </w:tc>
@@ -2643,7 +3355,7 @@
                 <w:b w:val="0"/>
                 <w:sz w:val="18"/>
               </w:rPr>
-              <w:t>상품별 판매량/매출 조회</w:t>
+              <w:t>상품별 매출 통계</w:t>
             </w:r>
           </w:p>
         </w:tc>
@@ -2662,7 +3374,7 @@
                 <w:b w:val="0"/>
                 <w:sz w:val="18"/>
               </w:rPr>
-              <w:t>ROLE_ADMIN</w:t>
+              <w:t>미구현</w:t>
             </w:r>
           </w:p>
         </w:tc>
@@ -2721,7 +3433,7 @@
                 <w:b w:val="0"/>
                 <w:sz w:val="18"/>
               </w:rPr>
-              <w:t>회원 정보 및 누적 주문 수 조회</w:t>
+              <w:t>회원 조회</w:t>
             </w:r>
           </w:p>
         </w:tc>
@@ -2740,13 +3452,18 @@
                 <w:b w:val="0"/>
                 <w:sz w:val="18"/>
               </w:rPr>
-              <w:t>ROLE_ADMIN</w:t>
+              <w:t>미구현</w:t>
             </w:r>
           </w:p>
         </w:tc>
       </w:tr>
     </w:tbl>
     <w:p/>
+    <w:p>
+      <w:r>
+        <w:t>현재 `AdminController`는 빈 컨트롤러이고, `AdminServiceImpl`도 `ProductRepository` 주입 외 로직이 없다. 다음 구현 순서는 관리자 상품 CRUD를 우선으로 잡는 것이 자연스럽다.</w:t>
+      </w:r>
+    </w:p>
     <w:p>
       <w:pPr>
         <w:pStyle w:val="Heading2"/>
@@ -2845,7 +3562,7 @@
                 <w:b/>
                 <w:sz w:val="18"/>
               </w:rPr>
-              <w:t>권한</w:t>
+              <w:t>현재 상태</w:t>
             </w:r>
           </w:p>
         </w:tc>
@@ -2923,7 +3640,7 @@
                 <w:b w:val="0"/>
                 <w:sz w:val="18"/>
               </w:rPr>
-              <w:t>ROLE_USER</w:t>
+              <w:t>미구현</w:t>
             </w:r>
           </w:p>
         </w:tc>
@@ -3001,7 +3718,7 @@
                 <w:b w:val="0"/>
                 <w:sz w:val="18"/>
               </w:rPr>
-              <w:t>ROLE_ADMIN</w:t>
+              <w:t>미구현</w:t>
             </w:r>
           </w:p>
         </w:tc>
@@ -3079,7 +3796,7 @@
                 <w:b w:val="0"/>
                 <w:sz w:val="18"/>
               </w:rPr>
-              <w:t>로그인</w:t>
+              <w:t>미구현</w:t>
             </w:r>
           </w:p>
         </w:tc>
@@ -3157,7 +3874,7 @@
                 <w:b w:val="0"/>
                 <w:sz w:val="18"/>
               </w:rPr>
-              <w:t>로그인</w:t>
+              <w:t>미구현</w:t>
             </w:r>
           </w:p>
         </w:tc>
@@ -3235,7 +3952,7 @@
                 <w:b w:val="0"/>
                 <w:sz w:val="18"/>
               </w:rPr>
-              <w:t>로그인</w:t>
+              <w:t>미구현</w:t>
             </w:r>
           </w:p>
         </w:tc>
@@ -3313,13 +4030,18 @@
                 <w:b w:val="0"/>
                 <w:sz w:val="18"/>
               </w:rPr>
-              <w:t>로그인</w:t>
+              <w:t>미구현</w:t>
             </w:r>
           </w:p>
         </w:tc>
       </w:tr>
     </w:tbl>
     <w:p/>
+    <w:p>
+      <w:r>
+        <w:t>채팅은 현재 프로젝트 코드 기준으로는 후순위 기능이다.</w:t>
+      </w:r>
+    </w:p>
     <w:p>
       <w:pPr>
         <w:pStyle w:val="Heading1"/>
@@ -3336,13 +4058,14 @@
         <w:tblLook w:firstColumn="1" w:firstRow="1" w:lastColumn="0" w:lastRow="0" w:noHBand="0" w:noVBand="1" w:val="04A0"/>
       </w:tblPr>
       <w:tblGrid>
-        <w:gridCol w:w="4680"/>
-        <w:gridCol w:w="4680"/>
+        <w:gridCol w:w="3120"/>
+        <w:gridCol w:w="3120"/>
+        <w:gridCol w:w="3120"/>
       </w:tblGrid>
       <w:tr>
         <w:tc>
           <w:tcPr>
-            <w:tcW w:type="dxa" w:w="4680"/>
+            <w:tcW w:type="dxa" w:w="3120"/>
             <w:shd w:fill="F2F4F7"/>
           </w:tcPr>
           <w:p>
@@ -3362,7 +4085,7 @@
         </w:tc>
         <w:tc>
           <w:tcPr>
-            <w:tcW w:type="dxa" w:w="4680"/>
+            <w:tcW w:type="dxa" w:w="3120"/>
             <w:shd w:fill="F2F4F7"/>
           </w:tcPr>
           <w:p>
@@ -3376,7 +4099,27 @@
                 <w:b/>
                 <w:sz w:val="18"/>
               </w:rPr>
-              <w:t>책임</w:t>
+              <w:t>현재 책임</w:t>
+            </w:r>
+          </w:p>
+        </w:tc>
+        <w:tc>
+          <w:tcPr>
+            <w:tcW w:type="dxa" w:w="3120"/>
+            <w:shd w:fill="F2F4F7"/>
+          </w:tcPr>
+          <w:p>
+            <w:pPr>
+              <w:spacing w:after="40"/>
+            </w:pPr>
+            <w:r/>
+            <w:r>
+              <w:rPr>
+                <w:rFonts w:ascii="Arial" w:hAnsi="Arial"/>
+                <w:b/>
+                <w:sz w:val="18"/>
+              </w:rPr>
+              <w:t>비고</w:t>
             </w:r>
           </w:p>
         </w:tc>
@@ -3384,7 +4127,7 @@
       <w:tr>
         <w:tc>
           <w:tcPr>
-            <w:tcW w:type="dxa" w:w="4680"/>
+            <w:tcW w:type="dxa" w:w="3120"/>
           </w:tcPr>
           <w:p>
             <w:pPr>
@@ -3397,13 +4140,13 @@
                 <w:b w:val="0"/>
                 <w:sz w:val="18"/>
               </w:rPr>
-              <w:t>ProductService</w:t>
+              <w:t>`UserService`</w:t>
             </w:r>
           </w:p>
         </w:tc>
         <w:tc>
           <w:tcPr>
-            <w:tcW w:type="dxa" w:w="4680"/>
+            <w:tcW w:type="dxa" w:w="3120"/>
           </w:tcPr>
           <w:p>
             <w:pPr>
@@ -3416,15 +4159,13 @@
                 <w:b w:val="0"/>
                 <w:sz w:val="18"/>
               </w:rPr>
-              <w:t>상품 조회, 등록, 수정, 삭제, 상품 존재/재고 검증</w:t>
+              <w:t>회원가입</w:t>
             </w:r>
           </w:p>
         </w:tc>
-      </w:tr>
-      <w:tr>
         <w:tc>
           <w:tcPr>
-            <w:tcW w:type="dxa" w:w="4680"/>
+            <w:tcW w:type="dxa" w:w="3120"/>
           </w:tcPr>
           <w:p>
             <w:pPr>
@@ -3437,13 +4178,15 @@
                 <w:b w:val="0"/>
                 <w:sz w:val="18"/>
               </w:rPr>
-              <w:t>OrderService</w:t>
+              <w:t>로그인은 Spring Security 필터에서 처리</w:t>
             </w:r>
           </w:p>
         </w:tc>
+      </w:tr>
+      <w:tr>
         <w:tc>
           <w:tcPr>
-            <w:tcW w:type="dxa" w:w="4680"/>
+            <w:tcW w:type="dxa" w:w="3120"/>
           </w:tcPr>
           <w:p>
             <w:pPr>
@@ -3456,15 +4199,13 @@
                 <w:b w:val="0"/>
                 <w:sz w:val="18"/>
               </w:rPr>
-              <w:t>단건 주문, 장바구니 주문, 주문 내역 조회, 주문 금액 계산</w:t>
+              <w:t>`CustomerService`</w:t>
             </w:r>
           </w:p>
         </w:tc>
-      </w:tr>
-      <w:tr>
         <w:tc>
           <w:tcPr>
-            <w:tcW w:type="dxa" w:w="4680"/>
+            <w:tcW w:type="dxa" w:w="3120"/>
           </w:tcPr>
           <w:p>
             <w:pPr>
@@ -3477,13 +4218,13 @@
                 <w:b w:val="0"/>
                 <w:sz w:val="18"/>
               </w:rPr>
-              <w:t>CartService</w:t>
+              <w:t>상품 조회, 주문 생성, 주문 내역 조회, 장바구니 담기/조회/주문</w:t>
             </w:r>
           </w:p>
         </w:tc>
         <w:tc>
           <w:tcPr>
-            <w:tcW w:type="dxa" w:w="4680"/>
+            <w:tcW w:type="dxa" w:w="3120"/>
           </w:tcPr>
           <w:p>
             <w:pPr>
@@ -3496,7 +4237,7 @@
                 <w:b w:val="0"/>
                 <w:sz w:val="18"/>
               </w:rPr>
-              <w:t>장바구니 담기, 수량 합산, 장바구니 조회, 장바구니 비우기</w:t>
+              <w:t>현재 고객 기능 대부분 담당</w:t>
             </w:r>
           </w:p>
         </w:tc>
@@ -3504,7 +4245,7 @@
       <w:tr>
         <w:tc>
           <w:tcPr>
-            <w:tcW w:type="dxa" w:w="4680"/>
+            <w:tcW w:type="dxa" w:w="3120"/>
           </w:tcPr>
           <w:p>
             <w:pPr>
@@ -3517,13 +4258,13 @@
                 <w:b w:val="0"/>
                 <w:sz w:val="18"/>
               </w:rPr>
-              <w:t>AdminService</w:t>
+              <w:t>`AdminService`</w:t>
             </w:r>
           </w:p>
         </w:tc>
         <w:tc>
           <w:tcPr>
-            <w:tcW w:type="dxa" w:w="4680"/>
+            <w:tcW w:type="dxa" w:w="3120"/>
           </w:tcPr>
           <w:p>
             <w:pPr>
@@ -3536,15 +4277,13 @@
                 <w:b w:val="0"/>
                 <w:sz w:val="18"/>
               </w:rPr>
-              <w:t>전체 주문 조회, 상품별 매출 통계, 회원 통계 조회</w:t>
+              <w:t>미정</w:t>
             </w:r>
           </w:p>
         </w:tc>
-      </w:tr>
-      <w:tr>
         <w:tc>
           <w:tcPr>
-            <w:tcW w:type="dxa" w:w="4680"/>
+            <w:tcW w:type="dxa" w:w="3120"/>
           </w:tcPr>
           <w:p>
             <w:pPr>
@@ -3557,26 +4296,7 @@
                 <w:b w:val="0"/>
                 <w:sz w:val="18"/>
               </w:rPr>
-              <w:t>ChatService</w:t>
-            </w:r>
-          </w:p>
-        </w:tc>
-        <w:tc>
-          <w:tcPr>
-            <w:tcW w:type="dxa" w:w="4680"/>
-          </w:tcPr>
-          <w:p>
-            <w:pPr>
-              <w:spacing w:after="40"/>
-            </w:pPr>
-            <w:r/>
-            <w:r>
-              <w:rPr>
-                <w:rFonts w:ascii="Arial" w:hAnsi="Arial"/>
-                <w:b w:val="0"/>
-                <w:sz w:val="18"/>
-              </w:rPr>
-              <w:t>채팅방 생성/조회, 참여자 검증, 메시지 저장/조회</w:t>
+              <w:t>인터페이스와 구현체만 존재</w:t>
             </w:r>
           </w:p>
         </w:tc>
@@ -3584,11 +4304,21 @@
     </w:tbl>
     <w:p/>
     <w:p>
+      <w:r>
+        <w:t>기존 계획서에는 `ProductService`, `OrderService`, `CartService`, `ChatService` 분리가 있었으나 현재 프로젝트는 `CustomerService` 중심으로 구현되어 있다. 기능이 커지면 상품/주문/장바구니 서비스를 분리하는 리팩터링을 검토한다.</w:t>
+      </w:r>
+    </w:p>
+    <w:p>
       <w:pPr>
         <w:pStyle w:val="Heading1"/>
       </w:pPr>
       <w:r>
-        <w:t>8. 보안 구현 계획</w:t>
+        <w:t>8. 보안 구현 상태</w:t>
+      </w:r>
+    </w:p>
+    <w:p>
+      <w:r>
+        <w:t>현재 `SecurityConfig` 정책:</w:t>
       </w:r>
     </w:p>
     <w:p>
@@ -3596,7 +4326,7 @@
         <w:pStyle w:val="ListBullet"/>
       </w:pPr>
       <w:r>
-        <w:t>`GET /api/products`, `GET /api/products/{productNo}`, `/login`, Swagger 경로는 `permitAll`로 설정한다.</w:t>
+        <w:t>`POST /login`, `/register`: 모두 허용</w:t>
       </w:r>
     </w:p>
     <w:p>
@@ -3604,7 +4334,7 @@
         <w:pStyle w:val="ListBullet"/>
       </w:pPr>
       <w:r>
-        <w:t>고객 API는 `hasRole("USER")`, 관리자 API는 `hasRole("ADMIN")`으로 제한한다.</w:t>
+        <w:t>`GET /api/products`, `/api/products/**`: 모두 허용</w:t>
       </w:r>
     </w:p>
     <w:p>
@@ -3612,7 +4342,7 @@
         <w:pStyle w:val="ListBullet"/>
       </w:pPr>
       <w:r>
-        <w:t>JWT 필터에서 토큰 만료, 서명 검증 실패, 누락 토큰을 구분해 처리한다.</w:t>
+        <w:t>`POST /api/orders`, `/api/cart/item`, `/api/cart/orders`: 인증 필요</w:t>
       </w:r>
     </w:p>
     <w:p>
@@ -3620,7 +4350,7 @@
         <w:pStyle w:val="ListBullet"/>
       </w:pPr>
       <w:r>
-        <w:t>WebSocket 연결 시에도 JWT 인증을 적용한다.</w:t>
+        <w:t>`GET /api/orders/me`, `/api/cart/items`: 인증 필요</w:t>
       </w:r>
     </w:p>
     <w:p>
@@ -3628,7 +4358,52 @@
         <w:pStyle w:val="ListBullet"/>
       </w:pPr>
       <w:r>
-        <w:t>로그아웃은 서버 상태를 두지 않는 JWT 방식의 특성상 클라이언트 토큰 삭제를 기본 정책으로 한다.</w:t>
+        <w:t>Swagger 관련 경로: 모두 허용</w:t>
+      </w:r>
+    </w:p>
+    <w:p>
+      <w:pPr>
+        <w:pStyle w:val="ListBullet"/>
+      </w:pPr>
+      <w:r>
+        <w:t>그 외 요청: 인증 필요</w:t>
+      </w:r>
+    </w:p>
+    <w:p>
+      <w:r>
+        <w:t>보완 필요:</w:t>
+      </w:r>
+    </w:p>
+    <w:p>
+      <w:pPr>
+        <w:pStyle w:val="ListBullet"/>
+      </w:pPr>
+      <w:r>
+        <w:t>권한 정책은 현재 `hasRole` 기반의 고객/관리자 구분이 아니라 `authenticated()` 중심이다.</w:t>
+      </w:r>
+    </w:p>
+    <w:p>
+      <w:pPr>
+        <w:pStyle w:val="ListBullet"/>
+      </w:pPr>
+      <w:r>
+        <w:t>관리자 API가 구현되면 `ROLE_ADMIN` 접근 제어를 추가해야 한다.</w:t>
+      </w:r>
+    </w:p>
+    <w:p>
+      <w:pPr>
+        <w:pStyle w:val="ListBullet"/>
+      </w:pPr>
+      <w:r>
+        <w:t>고객 역할 명칭을 `ROLE_USER`, `ROLE_CUSTOMER` 중 하나로 통일해야 한다.</w:t>
+      </w:r>
+    </w:p>
+    <w:p>
+      <w:pPr>
+        <w:pStyle w:val="ListBullet"/>
+      </w:pPr>
+      <w:r>
+        <w:t>WebSocket 인증은 아직 대상 코드가 없으므로 채팅 구현 시 별도 설계가 필요하다.</w:t>
       </w:r>
     </w:p>
     <w:p>
@@ -3636,7 +4411,12 @@
         <w:pStyle w:val="Heading1"/>
       </w:pPr>
       <w:r>
-        <w:t>9. 트랜잭션 및 정합성 계획</w:t>
+        <w:t>9. 트랜잭션 및 정합성 정책</w:t>
+      </w:r>
+    </w:p>
+    <w:p>
+      <w:r>
+        <w:t>현재 적용:</w:t>
       </w:r>
     </w:p>
     <w:p>
@@ -3644,7 +4424,7 @@
         <w:pStyle w:val="ListBullet"/>
       </w:pPr>
       <w:r>
-        <w:t>주문 생성, 장바구니 주문, 재고 차감은 `@Transactional`로 묶는다.</w:t>
+        <w:t>상품 조회와 주문 내역/장바구니 조회는 `@Transactional(readOnly = true)`를 사용한다.</w:t>
       </w:r>
     </w:p>
     <w:p>
@@ -3652,7 +4432,7 @@
         <w:pStyle w:val="ListBullet"/>
       </w:pPr>
       <w:r>
-        <w:t>장바구니 주문 시 모든 상품의 재고가 충분한 경우에만 주문을 생성한다.</w:t>
+        <w:t>주문 생성, 장바구니 담기, 장바구니 주문은 `@Transactional`을 사용한다.</w:t>
       </w:r>
     </w:p>
     <w:p>
@@ -3660,7 +4440,12 @@
         <w:pStyle w:val="ListBullet"/>
       </w:pPr>
       <w:r>
-        <w:t>주문 상세 금액은 `unitPrice * quantity`로 계산한다.</w:t>
+        <w:t>단건 주문은 주문 생성과 재고 차감을 하나의 트랜잭션으로 묶는다.</w:t>
+      </w:r>
+    </w:p>
+    <w:p>
+      <w:r>
+        <w:t>보완 필요:</w:t>
       </w:r>
     </w:p>
     <w:p>
@@ -3668,7 +4453,7 @@
         <w:pStyle w:val="ListBullet"/>
       </w:pPr>
       <w:r>
-        <w:t>주문 총액은 주문 상세 금액 합계로 계산한다.</w:t>
+        <w:t>장바구니 주문 시 각 장바구니 항목의 실제 상품을 기준으로 재고와 금액을 계산해야 한다.</w:t>
       </w:r>
     </w:p>
     <w:p>
@@ -3676,7 +4461,23 @@
         <w:pStyle w:val="ListBullet"/>
       </w:pPr>
       <w:r>
-        <w:t>매출 통계는 `OrderLine` 기준으로 집계한다.</w:t>
+        <w:t>주문/장바구니 수량이 1 이상인지 검증하는 입력 검증이 필요하다.</w:t>
+      </w:r>
+    </w:p>
+    <w:p>
+      <w:pPr>
+        <w:pStyle w:val="ListBullet"/>
+      </w:pPr>
+      <w:r>
+        <w:t>상품 가격, 재고, 상품 ID 중복 검증은 관리자 상품 CRUD 구현 시 함께 정리한다.</w:t>
+      </w:r>
+    </w:p>
+    <w:p>
+      <w:pPr>
+        <w:pStyle w:val="ListBullet"/>
+      </w:pPr>
+      <w:r>
+        <w:t>현재 `ddl-auto=none`이므로 실제 DB 테이블 생성 SQL 또는 마이그레이션 전략이 필요하다.</w:t>
       </w:r>
     </w:p>
     <w:p>
@@ -3684,7 +4485,81 @@
         <w:pStyle w:val="Heading1"/>
       </w:pPr>
       <w:r>
-        <w:t>10. 예외 처리 계획</w:t>
+        <w:t>10. 예외 처리 상태</w:t>
+      </w:r>
+    </w:p>
+    <w:p>
+      <w:r>
+        <w:t>현재 예외 구조:</w:t>
+      </w:r>
+    </w:p>
+    <w:p>
+      <w:pPr>
+        <w:pStyle w:val="ListBullet"/>
+      </w:pPr>
+      <w:r>
+        <w:t>`DefaultExceptionAdvice`</w:t>
+      </w:r>
+    </w:p>
+    <w:p>
+      <w:pPr>
+        <w:pStyle w:val="ListBullet"/>
+      </w:pPr>
+      <w:r>
+        <w:t>`ErrorCode`, `ErrorCodeProvider`</w:t>
+      </w:r>
+    </w:p>
+    <w:p>
+      <w:pPr>
+        <w:pStyle w:val="ListBullet"/>
+      </w:pPr>
+      <w:r>
+        <w:t>`UserException`</w:t>
+      </w:r>
+    </w:p>
+    <w:p>
+      <w:pPr>
+        <w:pStyle w:val="ListBullet"/>
+      </w:pPr>
+      <w:r>
+        <w:t>`ProductException`</w:t>
+      </w:r>
+    </w:p>
+    <w:p>
+      <w:pPr>
+        <w:pStyle w:val="ListBullet"/>
+      </w:pPr>
+      <w:r>
+        <w:t>`OrderException`</w:t>
+      </w:r>
+    </w:p>
+    <w:p>
+      <w:pPr>
+        <w:pStyle w:val="ListBullet"/>
+      </w:pPr>
+      <w:r>
+        <w:t>`CartException`</w:t>
+      </w:r>
+    </w:p>
+    <w:p>
+      <w:pPr>
+        <w:pStyle w:val="ListBullet"/>
+      </w:pPr>
+      <w:r>
+        <w:t>`ChatException`</w:t>
+      </w:r>
+    </w:p>
+    <w:p>
+      <w:pPr>
+        <w:pStyle w:val="ListBullet"/>
+      </w:pPr>
+      <w:r>
+        <w:t>`ErrorResponse`</w:t>
+      </w:r>
+    </w:p>
+    <w:p>
+      <w:r>
+        <w:t>대표 에러:</w:t>
       </w:r>
     </w:p>
     <w:tbl>
@@ -3756,7 +4631,7 @@
                 <w:b/>
                 <w:sz w:val="18"/>
               </w:rPr>
-              <w:t>예외 메시지 예시</w:t>
+              <w:t>현재/계획 메시지</w:t>
             </w:r>
           </w:p>
         </w:tc>
@@ -3815,7 +4690,7 @@
                 <w:b w:val="0"/>
                 <w:sz w:val="18"/>
               </w:rPr>
-              <w:t>로그인이 필요합니다.</w:t>
+              <w:t>로그인 필요</w:t>
             </w:r>
           </w:p>
         </w:tc>
@@ -3874,7 +4749,66 @@
                 <w:b w:val="0"/>
                 <w:sz w:val="18"/>
               </w:rPr>
-              <w:t>접근 권한이 없습니다.</w:t>
+              <w:t>접근 권한 없음</w:t>
+            </w:r>
+          </w:p>
+        </w:tc>
+      </w:tr>
+      <w:tr>
+        <w:tc>
+          <w:tcPr>
+            <w:tcW w:type="dxa" w:w="3120"/>
+          </w:tcPr>
+          <w:p>
+            <w:pPr>
+              <w:spacing w:after="40"/>
+            </w:pPr>
+            <w:r/>
+            <w:r>
+              <w:rPr>
+                <w:rFonts w:ascii="Arial" w:hAnsi="Arial"/>
+                <w:b w:val="0"/>
+                <w:sz w:val="18"/>
+              </w:rPr>
+              <w:t>사용자 없음</w:t>
+            </w:r>
+          </w:p>
+        </w:tc>
+        <w:tc>
+          <w:tcPr>
+            <w:tcW w:type="dxa" w:w="3120"/>
+          </w:tcPr>
+          <w:p>
+            <w:pPr>
+              <w:spacing w:after="40"/>
+            </w:pPr>
+            <w:r/>
+            <w:r>
+              <w:rPr>
+                <w:rFonts w:ascii="Arial" w:hAnsi="Arial"/>
+                <w:b w:val="0"/>
+                <w:sz w:val="18"/>
+              </w:rPr>
+              <w:t>404</w:t>
+            </w:r>
+          </w:p>
+        </w:tc>
+        <w:tc>
+          <w:tcPr>
+            <w:tcW w:type="dxa" w:w="3120"/>
+          </w:tcPr>
+          <w:p>
+            <w:pPr>
+              <w:spacing w:after="40"/>
+            </w:pPr>
+            <w:r/>
+            <w:r>
+              <w:rPr>
+                <w:rFonts w:ascii="Arial" w:hAnsi="Arial"/>
+                <w:b w:val="0"/>
+                <w:sz w:val="18"/>
+              </w:rPr>
+              <w:t>사용자 없음</w:t>
             </w:r>
           </w:p>
         </w:tc>
@@ -3933,7 +4867,7 @@
                 <w:b w:val="0"/>
                 <w:sz w:val="18"/>
               </w:rPr>
-              <w:t>상품을 찾을 수 없습니다.</w:t>
+              <w:t>상품을 찾을 수 없음</w:t>
             </w:r>
           </w:p>
         </w:tc>
@@ -3992,7 +4926,7 @@
                 <w:b w:val="0"/>
                 <w:sz w:val="18"/>
               </w:rPr>
-              <w:t>주문을 찾을 수 없습니다.</w:t>
+              <w:t>주문을 찾을 수 없음</w:t>
             </w:r>
           </w:p>
         </w:tc>
@@ -4013,7 +4947,7 @@
                 <w:b w:val="0"/>
                 <w:sz w:val="18"/>
               </w:rPr>
-              <w:t>채팅방 없음</w:t>
+              <w:t>장바구니 비어 있음</w:t>
             </w:r>
           </w:p>
         </w:tc>
@@ -4032,7 +4966,7 @@
                 <w:b w:val="0"/>
                 <w:sz w:val="18"/>
               </w:rPr>
-              <w:t>404</w:t>
+              <w:t>400</w:t>
             </w:r>
           </w:p>
         </w:tc>
@@ -4051,7 +4985,7 @@
                 <w:b w:val="0"/>
                 <w:sz w:val="18"/>
               </w:rPr>
-              <w:t>채팅방을 찾을 수 없습니다.</w:t>
+              <w:t>장바구니가 비어 있음</w:t>
             </w:r>
           </w:p>
         </w:tc>
@@ -4110,7 +5044,7 @@
                 <w:b w:val="0"/>
                 <w:sz w:val="18"/>
               </w:rPr>
-              <w:t>상품 재고가 부족합니다.</w:t>
+              <w:t>상품 재고 부족</w:t>
             </w:r>
           </w:p>
         </w:tc>
@@ -4131,7 +5065,7 @@
                 <w:b w:val="0"/>
                 <w:sz w:val="18"/>
               </w:rPr>
-              <w:t>장바구니 비어 있음</w:t>
+              <w:t>상품 ID 중복</w:t>
             </w:r>
           </w:p>
         </w:tc>
@@ -4150,7 +5084,7 @@
                 <w:b w:val="0"/>
                 <w:sz w:val="18"/>
               </w:rPr>
-              <w:t>400</w:t>
+              <w:t>409</w:t>
             </w:r>
           </w:p>
         </w:tc>
@@ -4169,7 +5103,146 @@
                 <w:b w:val="0"/>
                 <w:sz w:val="18"/>
               </w:rPr>
-              <w:t>장바구니에 상품이 없습니다.</w:t>
+              <w:t>상품 아이디 중복</w:t>
+            </w:r>
+          </w:p>
+        </w:tc>
+      </w:tr>
+    </w:tbl>
+    <w:p/>
+    <w:p>
+      <w:r>
+        <w:t>보완 필요:</w:t>
+      </w:r>
+    </w:p>
+    <w:p>
+      <w:pPr>
+        <w:pStyle w:val="ListBullet"/>
+      </w:pPr>
+      <w:r>
+        <w:t>일부 로그/응답 문자열의 한글 인코딩 깨짐을 수정한다.</w:t>
+      </w:r>
+    </w:p>
+    <w:p>
+      <w:pPr>
+        <w:pStyle w:val="ListBullet"/>
+      </w:pPr>
+      <w:r>
+        <w:t>요청 DTO 유효성 검증과 `@Valid` 기반 입력 오류 응답을 추가한다.</w:t>
+      </w:r>
+    </w:p>
+    <w:p>
+      <w:pPr>
+        <w:pStyle w:val="Heading1"/>
+      </w:pPr>
+      <w:r>
+        <w:t>11. 테스트 계획</w:t>
+      </w:r>
+    </w:p>
+    <w:p>
+      <w:r>
+        <w:t>테스트 실행 기준:</w:t>
+      </w:r>
+    </w:p>
+    <w:p>
+      <w:pPr>
+        <w:pStyle w:val="ListBullet"/>
+      </w:pPr>
+      <w:r>
+        <w:t>테스트는 IntelliJ 내부에서 실행한다.</w:t>
+      </w:r>
+    </w:p>
+    <w:p>
+      <w:pPr>
+        <w:pStyle w:val="ListBullet"/>
+      </w:pPr>
+      <w:r>
+        <w:t>터미널 Maven wrapper 실행 실패는 현재 작업 범위에서 제외한다.</w:t>
+      </w:r>
+    </w:p>
+    <w:p>
+      <w:pPr>
+        <w:pStyle w:val="ListBullet"/>
+      </w:pPr>
+      <w:r>
+        <w:t>통합 테스트 실행 전 `docker-compose.test.yml` 기준 테스트 MySQL 컨테이너가 필요하다.</w:t>
+      </w:r>
+    </w:p>
+    <w:p>
+      <w:r>
+        <w:t>현재 테스트:</w:t>
+      </w:r>
+    </w:p>
+    <w:tbl>
+      <w:tblPr>
+        <w:tblStyle w:val="TableGrid"/>
+        <w:tblW w:type="auto" w:w="0"/>
+        <w:tblLayout w:type="autofit"/>
+        <w:tblLook w:firstColumn="1" w:firstRow="1" w:lastColumn="0" w:lastRow="0" w:noHBand="0" w:noVBand="1" w:val="04A0"/>
+      </w:tblPr>
+      <w:tblGrid>
+        <w:gridCol w:w="3120"/>
+        <w:gridCol w:w="3120"/>
+        <w:gridCol w:w="3120"/>
+      </w:tblGrid>
+      <w:tr>
+        <w:tc>
+          <w:tcPr>
+            <w:tcW w:type="dxa" w:w="3120"/>
+            <w:shd w:fill="F2F4F7"/>
+          </w:tcPr>
+          <w:p>
+            <w:pPr>
+              <w:spacing w:after="40"/>
+            </w:pPr>
+            <w:r/>
+            <w:r>
+              <w:rPr>
+                <w:rFonts w:ascii="Arial" w:hAnsi="Arial"/>
+                <w:b/>
+                <w:sz w:val="18"/>
+              </w:rPr>
+              <w:t>테스트 클래스</w:t>
+            </w:r>
+          </w:p>
+        </w:tc>
+        <w:tc>
+          <w:tcPr>
+            <w:tcW w:type="dxa" w:w="3120"/>
+            <w:shd w:fill="F2F4F7"/>
+          </w:tcPr>
+          <w:p>
+            <w:pPr>
+              <w:spacing w:after="40"/>
+            </w:pPr>
+            <w:r/>
+            <w:r>
+              <w:rPr>
+                <w:rFonts w:ascii="Arial" w:hAnsi="Arial"/>
+                <w:b/>
+                <w:sz w:val="18"/>
+              </w:rPr>
+              <w:t>검증 내용</w:t>
+            </w:r>
+          </w:p>
+        </w:tc>
+        <w:tc>
+          <w:tcPr>
+            <w:tcW w:type="dxa" w:w="3120"/>
+            <w:shd w:fill="F2F4F7"/>
+          </w:tcPr>
+          <w:p>
+            <w:pPr>
+              <w:spacing w:after="40"/>
+            </w:pPr>
+            <w:r/>
+            <w:r>
+              <w:rPr>
+                <w:rFonts w:ascii="Arial" w:hAnsi="Arial"/>
+                <w:b/>
+                <w:sz w:val="18"/>
+              </w:rPr>
+              <w:t>현재 상태</w:t>
             </w:r>
           </w:p>
         </w:tc>
@@ -4190,7 +5263,7 @@
                 <w:b w:val="0"/>
                 <w:sz w:val="18"/>
               </w:rPr>
-              <w:t>입력값 오류</w:t>
+              <w:t>`ShopApplicationTests`</w:t>
             </w:r>
           </w:p>
         </w:tc>
@@ -4209,7 +5282,7 @@
                 <w:b w:val="0"/>
                 <w:sz w:val="18"/>
               </w:rPr>
-              <w:t>400</w:t>
+              <w:t>Spring context 로딩</w:t>
             </w:r>
           </w:p>
         </w:tc>
@@ -4228,7 +5301,125 @@
                 <w:b w:val="0"/>
                 <w:sz w:val="18"/>
               </w:rPr>
-              <w:t>요청 값을 확인해 주세요.</w:t>
+              <w:t>존재</w:t>
+            </w:r>
+          </w:p>
+        </w:tc>
+      </w:tr>
+      <w:tr>
+        <w:tc>
+          <w:tcPr>
+            <w:tcW w:type="dxa" w:w="3120"/>
+          </w:tcPr>
+          <w:p>
+            <w:pPr>
+              <w:spacing w:after="40"/>
+            </w:pPr>
+            <w:r/>
+            <w:r>
+              <w:rPr>
+                <w:rFonts w:ascii="Arial" w:hAnsi="Arial"/>
+                <w:b w:val="0"/>
+                <w:sz w:val="18"/>
+              </w:rPr>
+              <w:t>`UserAuthIntegrationTest`</w:t>
+            </w:r>
+          </w:p>
+        </w:tc>
+        <w:tc>
+          <w:tcPr>
+            <w:tcW w:type="dxa" w:w="3120"/>
+          </w:tcPr>
+          <w:p>
+            <w:pPr>
+              <w:spacing w:after="40"/>
+            </w:pPr>
+            <w:r/>
+            <w:r>
+              <w:rPr>
+                <w:rFonts w:ascii="Arial" w:hAnsi="Arial"/>
+                <w:b w:val="0"/>
+                <w:sz w:val="18"/>
+              </w:rPr>
+              <w:t>회원가입, 로그인, JWT 발급, 로그아웃</w:t>
+            </w:r>
+          </w:p>
+        </w:tc>
+        <w:tc>
+          <w:tcPr>
+            <w:tcW w:type="dxa" w:w="3120"/>
+          </w:tcPr>
+          <w:p>
+            <w:pPr>
+              <w:spacing w:after="40"/>
+            </w:pPr>
+            <w:r/>
+            <w:r>
+              <w:rPr>
+                <w:rFonts w:ascii="Arial" w:hAnsi="Arial"/>
+                <w:b w:val="0"/>
+                <w:sz w:val="18"/>
+              </w:rPr>
+              <w:t>존재</w:t>
+            </w:r>
+          </w:p>
+        </w:tc>
+      </w:tr>
+      <w:tr>
+        <w:tc>
+          <w:tcPr>
+            <w:tcW w:type="dxa" w:w="3120"/>
+          </w:tcPr>
+          <w:p>
+            <w:pPr>
+              <w:spacing w:after="40"/>
+            </w:pPr>
+            <w:r/>
+            <w:r>
+              <w:rPr>
+                <w:rFonts w:ascii="Arial" w:hAnsi="Arial"/>
+                <w:b w:val="0"/>
+                <w:sz w:val="18"/>
+              </w:rPr>
+              <w:t>`CustomerTests`</w:t>
+            </w:r>
+          </w:p>
+        </w:tc>
+        <w:tc>
+          <w:tcPr>
+            <w:tcW w:type="dxa" w:w="3120"/>
+          </w:tcPr>
+          <w:p>
+            <w:pPr>
+              <w:spacing w:after="40"/>
+            </w:pPr>
+            <w:r/>
+            <w:r>
+              <w:rPr>
+                <w:rFonts w:ascii="Arial" w:hAnsi="Arial"/>
+                <w:b w:val="0"/>
+                <w:sz w:val="18"/>
+              </w:rPr>
+              <w:t>상품 생성/조회, 단건 주문, 주문 내역 조회</w:t>
+            </w:r>
+          </w:p>
+        </w:tc>
+        <w:tc>
+          <w:tcPr>
+            <w:tcW w:type="dxa" w:w="3120"/>
+          </w:tcPr>
+          <w:p>
+            <w:pPr>
+              <w:spacing w:after="40"/>
+            </w:pPr>
+            <w:r/>
+            <w:r>
+              <w:rPr>
+                <w:rFonts w:ascii="Arial" w:hAnsi="Arial"/>
+                <w:b w:val="0"/>
+                <w:sz w:val="18"/>
+              </w:rPr>
+              <w:t>존재</w:t>
             </w:r>
           </w:p>
         </w:tc>
@@ -4236,11 +5427,64 @@
     </w:tbl>
     <w:p/>
     <w:p>
+      <w:r>
+        <w:t>추가할 테스트:</w:t>
+      </w:r>
+    </w:p>
+    <w:p>
+      <w:pPr>
+        <w:pStyle w:val="ListBullet"/>
+      </w:pPr>
+      <w:r>
+        <w:t>장바구니 담기 시 동일 상품 수량 합산 검증</w:t>
+      </w:r>
+    </w:p>
+    <w:p>
+      <w:pPr>
+        <w:pStyle w:val="ListBullet"/>
+      </w:pPr>
+      <w:r>
+        <w:t>장바구니 조회 응답 검증</w:t>
+      </w:r>
+    </w:p>
+    <w:p>
+      <w:pPr>
+        <w:pStyle w:val="ListBullet"/>
+      </w:pPr>
+      <w:r>
+        <w:t>장바구니 주문 후 주문 라인/재고/장바구니 비움 검증</w:t>
+      </w:r>
+    </w:p>
+    <w:p>
+      <w:pPr>
+        <w:pStyle w:val="ListBullet"/>
+      </w:pPr>
+      <w:r>
+        <w:t>재고 부족 예외 검증</w:t>
+      </w:r>
+    </w:p>
+    <w:p>
+      <w:pPr>
+        <w:pStyle w:val="ListBullet"/>
+      </w:pPr>
+      <w:r>
+        <w:t>상품 없음, 주문 없음, 장바구니 비어 있음 예외 검증</w:t>
+      </w:r>
+    </w:p>
+    <w:p>
+      <w:pPr>
+        <w:pStyle w:val="ListBullet"/>
+      </w:pPr>
+      <w:r>
+        <w:t>관리자 상품 CRUD 구현 후 관리자 권한 테스트</w:t>
+      </w:r>
+    </w:p>
+    <w:p>
       <w:pPr>
         <w:pStyle w:val="Heading1"/>
       </w:pPr>
       <w:r>
-        <w:t>11. 테스트 계획</w:t>
+        <w:t>12. 다음 작업 우선순위</w:t>
       </w:r>
     </w:p>
     <w:p>
@@ -4248,60 +5492,39 @@
         <w:pStyle w:val="Heading2"/>
       </w:pPr>
       <w:r>
-        <w:t>11.1 Swagger 시나리오 테스트</w:t>
-      </w:r>
-    </w:p>
-    <w:p>
-      <w:r>
-        <w:t>1. 비회원 상품 목록/상세 조회 성공</w:t>
-      </w:r>
-    </w:p>
-    <w:p>
-      <w:r>
-        <w:t>2. 로그인 성공 후 JWT 발급 확인</w:t>
-      </w:r>
-    </w:p>
-    <w:p>
-      <w:r>
-        <w:t>3. JWT 없이 주문 API 호출 시 401 확인</w:t>
-      </w:r>
-    </w:p>
-    <w:p>
-      <w:r>
-        <w:t>4. 고객 계정으로 단건 주문 성공</w:t>
-      </w:r>
-    </w:p>
-    <w:p>
-      <w:r>
-        <w:t>5. 고객 계정으로 장바구니 담기, 조회, 일괄 주문 성공</w:t>
-      </w:r>
-    </w:p>
-    <w:p>
-      <w:r>
-        <w:t>6. 고객 계정으로 관리자 API 접근 시 403 확인</w:t>
-      </w:r>
-    </w:p>
-    <w:p>
-      <w:r>
-        <w:t>7. 관리자 계정으로 상품 등록, 수정, 삭제 성공</w:t>
-      </w:r>
-    </w:p>
-    <w:p>
-      <w:r>
-        <w:t>8. 관리자 계정으로 전체 주문/매출/회원 조회 성공</w:t>
-      </w:r>
-    </w:p>
-    <w:p>
-      <w:r>
-        <w:t>9. 고객과 관리자가 채팅방에서 메시지 송수신 성공</w:t>
+        <w:t>12.1 고객 기능 안정화</w:t>
       </w:r>
     </w:p>
     <w:p>
       <w:pPr>
-        <w:pStyle w:val="ListNumber"/>
+        <w:pStyle w:val="ListBullet"/>
       </w:pPr>
       <w:r>
-        <w:t>채팅방 재입장 시 이전 메시지 조회 성공</w:t>
+        <w:t>`createCartOrders()`가 각 `CartItem.product`를 사용하도록 수정</w:t>
+      </w:r>
+    </w:p>
+    <w:p>
+      <w:pPr>
+        <w:pStyle w:val="ListBullet"/>
+      </w:pPr>
+      <w:r>
+        <w:t>장바구니 수량 합산 후 재고 초과 검증 추가</w:t>
+      </w:r>
+    </w:p>
+    <w:p>
+      <w:pPr>
+        <w:pStyle w:val="ListBullet"/>
+      </w:pPr>
+      <w:r>
+        <w:t>주문/장바구니 요청 DTO에 수량, 주소 필수 검증 추가</w:t>
+      </w:r>
+    </w:p>
+    <w:p>
+      <w:pPr>
+        <w:pStyle w:val="ListBullet"/>
+      </w:pPr>
+      <w:r>
+        <w:t>`CustomerTests`에 장바구니 관련 테스트 추가</w:t>
       </w:r>
     </w:p>
     <w:p>
@@ -4309,7 +5532,7 @@
         <w:pStyle w:val="Heading2"/>
       </w:pPr>
       <w:r>
-        <w:t>11.2 자동화 테스트</w:t>
+        <w:t>12.2 인증/보안 정리</w:t>
       </w:r>
     </w:p>
     <w:p>
@@ -4317,7 +5540,7 @@
         <w:pStyle w:val="ListBullet"/>
       </w:pPr>
       <w:r>
-        <w:t>Repository 테스트: 조회, 저장, 집계 쿼리 검증</w:t>
+        <w:t>역할 명칭을 `ROLE_USER` 또는 `ROLE_CUSTOMER` 중 하나로 통일</w:t>
       </w:r>
     </w:p>
     <w:p>
@@ -4325,7 +5548,7 @@
         <w:pStyle w:val="ListBullet"/>
       </w:pPr>
       <w:r>
-        <w:t>Service 테스트: 주문 금액 계산, 재고 차감, 장바구니 수량 합산 검증</w:t>
+        <w:t>고객 API와 관리자 API의 접근 제어 정책 분리</w:t>
       </w:r>
     </w:p>
     <w:p>
@@ -4333,7 +5556,7 @@
         <w:pStyle w:val="ListBullet"/>
       </w:pPr>
       <w:r>
-        <w:t>Controller 테스트: 인증/인가, 응답 상태, DTO 검증</w:t>
+        <w:t>회원가입 요청을 `UserReq` DTO 기반으로 정리</w:t>
       </w:r>
     </w:p>
     <w:p>
@@ -4341,15 +5564,15 @@
         <w:pStyle w:val="ListBullet"/>
       </w:pPr>
       <w:r>
-        <w:t>WebSocket 테스트: 메시지 저장과 구독 응답 검증</w:t>
+        <w:t>회원가입 응답에서 비밀번호가 노출되지 않도록 응답 DTO 도입</w:t>
       </w:r>
     </w:p>
     <w:p>
       <w:pPr>
-        <w:pStyle w:val="Heading1"/>
+        <w:pStyle w:val="ListBullet"/>
       </w:pPr>
       <w:r>
-        <w:t>12. 작업 분해</w:t>
+        <w:t>로그아웃 응답 메시지 인코딩 수정</w:t>
       </w:r>
     </w:p>
     <w:p>
@@ -4357,7 +5580,7 @@
         <w:pStyle w:val="Heading2"/>
       </w:pPr>
       <w:r>
-        <w:t>12.1 기반 작업</w:t>
+        <w:t>12.3 관리자 기능 구현</w:t>
       </w:r>
     </w:p>
     <w:p>
@@ -4365,7 +5588,7 @@
         <w:pStyle w:val="ListBullet"/>
       </w:pPr>
       <w:r>
-        <w:t>공통 응답 DTO와 에러 응답 DTO 정의</w:t>
+        <w:t>관리자 상품 등록, 수정, 삭제 구현</w:t>
       </w:r>
     </w:p>
     <w:p>
@@ -4373,7 +5596,7 @@
         <w:pStyle w:val="ListBullet"/>
       </w:pPr>
       <w:r>
-        <w:t>커스텀 예외 클래스 정의</w:t>
+        <w:t>상품 ID 중복 검증 구현</w:t>
       </w:r>
     </w:p>
     <w:p>
@@ -4381,7 +5604,7 @@
         <w:pStyle w:val="ListBullet"/>
       </w:pPr>
       <w:r>
-        <w:t>`ExceptionAdvice`에서 예외별 HTTP 응답 매핑</w:t>
+        <w:t>전체 주문 조회 구현</w:t>
       </w:r>
     </w:p>
     <w:p>
@@ -4389,7 +5612,7 @@
         <w:pStyle w:val="ListBullet"/>
       </w:pPr>
       <w:r>
-        <w:t>SecurityConfig의 허용/고객/관리자 경로 정리</w:t>
+        <w:t>상품별 매출 통계 구현</w:t>
       </w:r>
     </w:p>
     <w:p>
@@ -4397,7 +5620,7 @@
         <w:pStyle w:val="ListBullet"/>
       </w:pPr>
       <w:r>
-        <w:t>Swagger Bearer 인증 설정 점검</w:t>
+        <w:t>회원 조회/회원별 주문 통계 구현</w:t>
       </w:r>
     </w:p>
     <w:p>
@@ -4405,7 +5628,7 @@
         <w:pStyle w:val="Heading2"/>
       </w:pPr>
       <w:r>
-        <w:t>12.2 상품</w:t>
+        <w:t>12.4 문서/환경 정리</w:t>
       </w:r>
     </w:p>
     <w:p>
@@ -4413,7 +5636,7 @@
         <w:pStyle w:val="ListBullet"/>
       </w:pPr>
       <w:r>
-        <w:t>Product 엔티티, Repository 생성</w:t>
+        <w:t>`application.properties`와 `docker-compose.yml`의 기본 DB 계정 일치</w:t>
       </w:r>
     </w:p>
     <w:p>
@@ -4421,7 +5644,7 @@
         <w:pStyle w:val="ListBullet"/>
       </w:pPr>
       <w:r>
-        <w:t>상품 요청/응답 DTO 생성</w:t>
+        <w:t>`ddl-auto=none` 기준 테이블 생성 SQL 또는 마이그레이션 문서 추가</w:t>
       </w:r>
     </w:p>
     <w:p>
@@ -4429,7 +5652,7 @@
         <w:pStyle w:val="ListBullet"/>
       </w:pPr>
       <w:r>
-        <w:t>ProductService 구현</w:t>
+        <w:t>깨진 한글 주석/문서/응답 문자열 정리</w:t>
       </w:r>
     </w:p>
     <w:p>
@@ -4437,7 +5660,7 @@
         <w:pStyle w:val="ListBullet"/>
       </w:pPr>
       <w:r>
-        <w:t>ProductController, AdminProductController 구현</w:t>
+        <w:t>Swagger 설명과 실제 API 경로 일치</w:t>
       </w:r>
     </w:p>
     <w:p>
@@ -4445,7 +5668,7 @@
         <w:pStyle w:val="Heading2"/>
       </w:pPr>
       <w:r>
-        <w:t>12.3 주문</w:t>
+        <w:t>12.5 채팅 기능 구현</w:t>
       </w:r>
     </w:p>
     <w:p>
@@ -4453,135 +5676,7 @@
         <w:pStyle w:val="ListBullet"/>
       </w:pPr>
       <w:r>
-        <w:t>Orders, OrderLine 엔티티와 Repository 생성</w:t>
-      </w:r>
-    </w:p>
-    <w:p>
-      <w:pPr>
-        <w:pStyle w:val="ListBullet"/>
-      </w:pPr>
-      <w:r>
-        <w:t>단건 주문 요청/응답 DTO 생성</w:t>
-      </w:r>
-    </w:p>
-    <w:p>
-      <w:pPr>
-        <w:pStyle w:val="ListBullet"/>
-      </w:pPr>
-      <w:r>
-        <w:t>OrderService 구현</w:t>
-      </w:r>
-    </w:p>
-    <w:p>
-      <w:pPr>
-        <w:pStyle w:val="ListBullet"/>
-      </w:pPr>
-      <w:r>
-        <w:t>OrderController 구현</w:t>
-      </w:r>
-    </w:p>
-    <w:p>
-      <w:pPr>
-        <w:pStyle w:val="ListBullet"/>
-      </w:pPr>
-      <w:r>
-        <w:t>주문 내역 조회 응답에 주문 상세 포함</w:t>
-      </w:r>
-    </w:p>
-    <w:p>
-      <w:pPr>
-        <w:pStyle w:val="Heading2"/>
-      </w:pPr>
-      <w:r>
-        <w:t>12.4 장바구니</w:t>
-      </w:r>
-    </w:p>
-    <w:p>
-      <w:pPr>
-        <w:pStyle w:val="ListBullet"/>
-      </w:pPr>
-      <w:r>
-        <w:t>Cart 엔티티, Repository 생성</w:t>
-      </w:r>
-    </w:p>
-    <w:p>
-      <w:pPr>
-        <w:pStyle w:val="ListBullet"/>
-      </w:pPr>
-      <w:r>
-        <w:t>장바구니 담기/조회 DTO 생성</w:t>
-      </w:r>
-    </w:p>
-    <w:p>
-      <w:pPr>
-        <w:pStyle w:val="ListBullet"/>
-      </w:pPr>
-      <w:r>
-        <w:t>CartService 구현</w:t>
-      </w:r>
-    </w:p>
-    <w:p>
-      <w:pPr>
-        <w:pStyle w:val="ListBullet"/>
-      </w:pPr>
-      <w:r>
-        <w:t>CartController 구현</w:t>
-      </w:r>
-    </w:p>
-    <w:p>
-      <w:pPr>
-        <w:pStyle w:val="ListBullet"/>
-      </w:pPr>
-      <w:r>
-        <w:t>장바구니 일괄 주문은 OrderService와 연계</w:t>
-      </w:r>
-    </w:p>
-    <w:p>
-      <w:pPr>
-        <w:pStyle w:val="Heading2"/>
-      </w:pPr>
-      <w:r>
-        <w:t>12.5 관리자</w:t>
-      </w:r>
-    </w:p>
-    <w:p>
-      <w:pPr>
-        <w:pStyle w:val="ListBullet"/>
-      </w:pPr>
-      <w:r>
-        <w:t>AdminOrderController 구현</w:t>
-      </w:r>
-    </w:p>
-    <w:p>
-      <w:pPr>
-        <w:pStyle w:val="ListBullet"/>
-      </w:pPr>
-      <w:r>
-        <w:t>상품별 매출 집계 Repository 쿼리 작성</w:t>
-      </w:r>
-    </w:p>
-    <w:p>
-      <w:pPr>
-        <w:pStyle w:val="ListBullet"/>
-      </w:pPr>
-      <w:r>
-        <w:t>회원별 누적 주문 수 조회 DTO 작성</w:t>
-      </w:r>
-    </w:p>
-    <w:p>
-      <w:pPr>
-        <w:pStyle w:val="ListBullet"/>
-      </w:pPr>
-      <w:r>
-        <w:t>관리자 조회 API 구현</w:t>
-      </w:r>
-    </w:p>
-    <w:p>
-      <w:pPr>
-        <w:pStyle w:val="Heading2"/>
-      </w:pPr>
-      <w:r>
-        <w:t>12.6 채팅</w:t>
+        <w:t>ChatRoom, ChatMessage 엔티티/Repository 추가</w:t>
       </w:r>
     </w:p>
     <w:p>
@@ -4597,7 +5692,7 @@
         <w:pStyle w:val="ListBullet"/>
       </w:pPr>
       <w:r>
-        <w:t>ChatRoom, ChatMessage 엔티티와 Repository 생성</w:t>
+        <w:t>채팅방 생성/조회 API 구현</w:t>
       </w:r>
     </w:p>
     <w:p>
@@ -4605,7 +5700,7 @@
         <w:pStyle w:val="ListBullet"/>
       </w:pPr>
       <w:r>
-        <w:t>ChatService 구현</w:t>
+        <w:t>메시지 저장/구독/발행 구현</w:t>
       </w:r>
     </w:p>
     <w:p>
@@ -4613,23 +5708,7 @@
         <w:pStyle w:val="ListBullet"/>
       </w:pPr>
       <w:r>
-        <w:t>ChatRestController 구현</w:t>
-      </w:r>
-    </w:p>
-    <w:p>
-      <w:pPr>
-        <w:pStyle w:val="ListBullet"/>
-      </w:pPr>
-      <w:r>
-        <w:t>ChatMessageController 구현</w:t>
-      </w:r>
-    </w:p>
-    <w:p>
-      <w:pPr>
-        <w:pStyle w:val="ListBullet"/>
-      </w:pPr>
-      <w:r>
-        <w:t>채팅 메시지 저장 후 구독 채널로 브로드캐스트</w:t>
+        <w:t>WebSocket 연결 단계 JWT 인증 적용</w:t>
       </w:r>
     </w:p>
     <w:p>
@@ -4637,7 +5716,7 @@
         <w:pStyle w:val="Heading1"/>
       </w:pPr>
       <w:r>
-        <w:t>13. 예상 일정</w:t>
+        <w:t>13. 현재 기준 예상 일정</w:t>
       </w:r>
     </w:p>
     <w:tbl>
@@ -4668,7 +5747,7 @@
                 <w:b/>
                 <w:sz w:val="18"/>
               </w:rPr>
-              <w:t>기간</w:t>
+              <w:t>순서</w:t>
             </w:r>
           </w:p>
         </w:tc>
@@ -4709,7 +5788,7 @@
                 <w:b w:val="0"/>
                 <w:sz w:val="18"/>
               </w:rPr>
-              <w:t>1일차</w:t>
+              <w:t>1</w:t>
             </w:r>
           </w:p>
         </w:tc>
@@ -4728,7 +5807,7 @@
                 <w:b w:val="0"/>
                 <w:sz w:val="18"/>
               </w:rPr>
-              <w:t>기반 정리, 예외/응답 구조, Security 정책 정리</w:t>
+              <w:t>고객 장바구니 주문 로직 보완 및 테스트 추가</w:t>
             </w:r>
           </w:p>
         </w:tc>
@@ -4749,7 +5828,7 @@
                 <w:b w:val="0"/>
                 <w:sz w:val="18"/>
               </w:rPr>
-              <w:t>2일차</w:t>
+              <w:t>2</w:t>
             </w:r>
           </w:p>
         </w:tc>
@@ -4768,7 +5847,7 @@
                 <w:b w:val="0"/>
                 <w:sz w:val="18"/>
               </w:rPr>
-              <w:t>Product, Cart 엔티티 및 상품/장바구니 API</w:t>
+              <w:t>인증/권한 명칭과 회원가입 응답 정리</w:t>
             </w:r>
           </w:p>
         </w:tc>
@@ -4789,7 +5868,7 @@
                 <w:b w:val="0"/>
                 <w:sz w:val="18"/>
               </w:rPr>
-              <w:t>3일차</w:t>
+              <w:t>3</w:t>
             </w:r>
           </w:p>
         </w:tc>
@@ -4808,7 +5887,7 @@
                 <w:b w:val="0"/>
                 <w:sz w:val="18"/>
               </w:rPr>
-              <w:t>Orders, OrderLine 엔티티 및 단건/장바구니 주문 API</w:t>
+              <w:t>관리자 상품 CRUD 구현</w:t>
             </w:r>
           </w:p>
         </w:tc>
@@ -4829,7 +5908,7 @@
                 <w:b w:val="0"/>
                 <w:sz w:val="18"/>
               </w:rPr>
-              <w:t>4일차</w:t>
+              <w:t>4</w:t>
             </w:r>
           </w:p>
         </w:tc>
@@ -4848,7 +5927,7 @@
                 <w:b w:val="0"/>
                 <w:sz w:val="18"/>
               </w:rPr>
-              <w:t>관리자 상품/주문/매출/회원 API</w:t>
+              <w:t>관리자 주문/매출/회원 조회 구현</w:t>
             </w:r>
           </w:p>
         </w:tc>
@@ -4869,7 +5948,7 @@
                 <w:b w:val="0"/>
                 <w:sz w:val="18"/>
               </w:rPr>
-              <w:t>5일차</w:t>
+              <w:t>5</w:t>
             </w:r>
           </w:p>
         </w:tc>
@@ -4888,7 +5967,7 @@
                 <w:b w:val="0"/>
                 <w:sz w:val="18"/>
               </w:rPr>
-              <w:t>WebSocket/STOMP 채팅 기능</w:t>
+              <w:t>DB 스키마 생성 SQL 또는 마이그레이션 전략 정리</w:t>
             </w:r>
           </w:p>
         </w:tc>
@@ -4909,7 +5988,7 @@
                 <w:b w:val="0"/>
                 <w:sz w:val="18"/>
               </w:rPr>
-              <w:t>6일차</w:t>
+              <w:t>6</w:t>
             </w:r>
           </w:p>
         </w:tc>
@@ -4928,7 +6007,7 @@
                 <w:b w:val="0"/>
                 <w:sz w:val="18"/>
               </w:rPr>
-              <w:t>Swagger 시나리오 검증, 테스트 보강, 버그 수정</w:t>
+              <w:t>Swagger 시나리오와 IntelliJ 테스트 보강</w:t>
             </w:r>
           </w:p>
         </w:tc>
@@ -4949,7 +6028,7 @@
                 <w:b w:val="0"/>
                 <w:sz w:val="18"/>
               </w:rPr>
-              <w:t>7일차</w:t>
+              <w:t>7</w:t>
             </w:r>
           </w:p>
         </w:tc>
@@ -4968,7 +6047,47 @@
                 <w:b w:val="0"/>
                 <w:sz w:val="18"/>
               </w:rPr>
-              <w:t>최종 점검, README/API 사용법 정리</w:t>
+              <w:t>채팅 기능 구현</w:t>
+            </w:r>
+          </w:p>
+        </w:tc>
+      </w:tr>
+      <w:tr>
+        <w:tc>
+          <w:tcPr>
+            <w:tcW w:type="dxa" w:w="4680"/>
+          </w:tcPr>
+          <w:p>
+            <w:pPr>
+              <w:spacing w:after="40"/>
+            </w:pPr>
+            <w:r/>
+            <w:r>
+              <w:rPr>
+                <w:rFonts w:ascii="Arial" w:hAnsi="Arial"/>
+                <w:b w:val="0"/>
+                <w:sz w:val="18"/>
+              </w:rPr>
+              <w:t>8</w:t>
+            </w:r>
+          </w:p>
+        </w:tc>
+        <w:tc>
+          <w:tcPr>
+            <w:tcW w:type="dxa" w:w="4680"/>
+          </w:tcPr>
+          <w:p>
+            <w:pPr>
+              <w:spacing w:after="40"/>
+            </w:pPr>
+            <w:r/>
+            <w:r>
+              <w:rPr>
+                <w:rFonts w:ascii="Arial" w:hAnsi="Arial"/>
+                <w:b w:val="0"/>
+                <w:sz w:val="18"/>
+              </w:rPr>
+              <w:t>최종 문서, README, 배포 절차 정리</w:t>
             </w:r>
           </w:p>
         </w:tc>
@@ -4988,7 +6107,7 @@
         <w:pStyle w:val="ListBullet"/>
       </w:pPr>
       <w:r>
-        <w:t>`UserRepository`의 `findById(String id)`는 JPA 기본 `findById(Long id)`와 혼동될 수 있으므로 `findByUserId` 같은 명칭으로 정리하는 것을 권장한다.</w:t>
+        <w:t>`UserRepository.findByUserId`처럼 JPA 기본 `findById(Long id)`와 충돌하지 않는 명명 규칙을 유지한다.</w:t>
       </w:r>
     </w:p>
     <w:p>
@@ -4996,7 +6115,7 @@
         <w:pStyle w:val="ListBullet"/>
       </w:pPr>
       <w:r>
-        <w:t>ERD의 `Users`, `Products`, `Order_Line` 등 테이블명과 JPA 엔티티명/필드명을 명확히 매핑한다.</w:t>
+        <w:t>`Product.productId`는 내부 상품 코드이고, 고객 응답에는 `productNo`와 상품 표시 정보만 제공한다.</w:t>
       </w:r>
     </w:p>
     <w:p>
@@ -5004,7 +6123,7 @@
         <w:pStyle w:val="ListBullet"/>
       </w:pPr>
       <w:r>
-        <w:t>`Orders`는 SQL 예약어와 혼동될 수 있으므로 테이블명 지정 여부를 검토한다.</w:t>
+        <w:t>`Orders`는 SQL 예약어와 혼동될 수 있으므로 실제 테이블명 지정 여부를 검토한다.</w:t>
       </w:r>
     </w:p>
     <w:p>
@@ -5012,7 +6131,7 @@
         <w:pStyle w:val="ListBullet"/>
       </w:pPr>
       <w:r>
-        <w:t>JWT 만료 시간이 현재 10분으로 설정되어 있으므로 테스트 편의와 보안 요구 사이에서 조정한다.</w:t>
+        <w:t>`application.properties`의 DB 계정과 Docker Compose 기본 계정이 현재 다르므로 정리한다.</w:t>
       </w:r>
     </w:p>
     <w:p>
@@ -5020,7 +6139,7 @@
         <w:pStyle w:val="ListBullet"/>
       </w:pPr>
       <w:r>
-        <w:t>WebSocket 인증은 HTTP Security와 별도로 연결 단계 인터셉터 검증이 필요하다.</w:t>
+        <w:t>JWT secret은 운영 환경에서 코드에 고정하지 않고 환경 변수로 분리한다.</w:t>
       </w:r>
     </w:p>
     <w:p>
@@ -5028,7 +6147,7 @@
         <w:pStyle w:val="ListBullet"/>
       </w:pPr>
       <w:r>
-        <w:t>상품 삭제는 이미 주문된 상품과의 관계를 고려해 물리 삭제 대신 판매 중지 필드를 둘지 검토한다.</w:t>
+        <w:t>현재 문서에 남아 있는 관리자/채팅 계획은 아직 구현 완료가 아니므로, 완료 여부를 문서에서 명확히 구분한다.</w:t>
       </w:r>
     </w:p>
     <w:p>
@@ -5044,7 +6163,7 @@
         <w:pStyle w:val="ListBullet"/>
       </w:pPr>
       <w:r>
-        <w:t>모든 요구사항 ID가 API 또는 구현 정책에 매핑되어 있다.</w:t>
+        <w:t>고객 상품/주문/장바구니 API가 IntelliJ 테스트와 Swagger에서 재현된다.</w:t>
       </w:r>
     </w:p>
     <w:p>
@@ -5052,15 +6171,7 @@
         <w:pStyle w:val="ListBullet"/>
       </w:pPr>
       <w:r>
-        <w:t>Swagger에서 고객/관리자 대표 시나리오를 모두 재현할 수 있다.</w:t>
-      </w:r>
-    </w:p>
-    <w:p>
-      <w:pPr>
-        <w:pStyle w:val="ListBullet"/>
-      </w:pPr>
-      <w:r>
-        <w:t>주문 생성 시 주문, 주문 상세, 재고가 일관되게 반영된다.</w:t>
+        <w:t>관리자 상품/주문/매출/회원 API가 구현되고 권한 검증이 통과한다.</w:t>
       </w:r>
     </w:p>
     <w:p>
@@ -5076,7 +6187,15 @@
         <w:pStyle w:val="ListBullet"/>
       </w:pPr>
       <w:r>
-        <w:t>인증/인가 실패 케이스가 명확한 HTTP Status와 메시지로 응답된다.</w:t>
+        <w:t>인증 실패, 권한 실패, 상품 없음, 재고 부족, 장바구니 비어 있음 등의 예외가 명확한 HTTP Status와 응답 메시지를 반환한다.</w:t>
+      </w:r>
+    </w:p>
+    <w:p>
+      <w:pPr>
+        <w:pStyle w:val="ListBullet"/>
+      </w:pPr>
+      <w:r>
+        <w:t>실제 DB 스키마, Docker 실행 방법, 테스트 실행 방법, 배포 절차가 문서화된다.</w:t>
       </w:r>
     </w:p>
     <w:sectPr>
